--- a/EDA project/Readme.md.docx
+++ b/EDA project/Readme.md.docx
@@ -4,28 +4,187 @@
   <w:body>
     <w:p>
       <w:pPr>
+        <w:pStyle w:val="Heading1"/>
+      </w:pPr>
+      <w:r>
+        <w:t>Netflix Movies &amp; TV Shows – Exploratory Data Analysis (EDA)</w:t>
+      </w:r>
+    </w:p>
+    <w:p/>
+    <w:p>
+      <w:pPr>
+        <w:rPr>
+          <w:b/>
+          <w:bCs/>
+        </w:rPr>
+      </w:pPr>
+      <w:r>
+        <w:rPr>
+          <w:b/>
+          <w:bCs/>
+        </w:rPr>
+        <w:t>Project Overview</w:t>
+      </w:r>
+    </w:p>
+    <w:p>
+      <w:r>
+        <w:t>This project performs Exploratory Data Analysis (EDA) on the Netflix Movies &amp; TV Shows dataset to understand content distribution, trends, ratings, countries, and relationships between variables.</w:t>
+      </w:r>
+    </w:p>
+    <w:p/>
+    <w:p>
+      <w:pPr>
+        <w:rPr>
+          <w:b/>
+          <w:bCs/>
+        </w:rPr>
+      </w:pPr>
+      <w:r>
+        <w:rPr>
+          <w:b/>
+          <w:bCs/>
+        </w:rPr>
+        <w:t>The project includes:</w:t>
+      </w:r>
+    </w:p>
+    <w:p>
+      <w:r>
+        <w:t>- Data cleaning and preprocessing</w:t>
+      </w:r>
+    </w:p>
+    <w:p>
+      <w:r>
+        <w:t>- Handling missing values and duplicates</w:t>
+      </w:r>
+    </w:p>
+    <w:p>
+      <w:r>
+        <w:t>- Feature preparation</w:t>
+      </w:r>
+    </w:p>
+    <w:p>
+      <w:r>
+        <w:t>- Univariate analysis</w:t>
+      </w:r>
+    </w:p>
+    <w:p>
+      <w:r>
+        <w:t>- Bivariate analysis</w:t>
+      </w:r>
+    </w:p>
+    <w:p>
+      <w:r>
+        <w:t>- Data visualization</w:t>
+      </w:r>
+    </w:p>
+    <w:p>
+      <w:r>
+        <w:t>- Insights extraction</w:t>
+      </w:r>
+    </w:p>
+    <w:p/>
+    <w:p>
+      <w:r>
+        <w:t>---</w:t>
+      </w:r>
+    </w:p>
+    <w:p>
+      <w:pPr>
+        <w:rPr>
+          <w:b/>
+          <w:bCs/>
+        </w:rPr>
+      </w:pPr>
+      <w:r>
+        <w:t xml:space="preserve"> </w:t>
+      </w:r>
+      <w:r>
+        <w:rPr>
+          <w:b/>
+          <w:bCs/>
+        </w:rPr>
+        <w:t>Dataset</w:t>
+      </w:r>
+    </w:p>
+    <w:p>
+      <w:pPr>
         <w:rPr>
           <w:b/>
           <w:bCs/>
           <w:i/>
           <w:iCs/>
-          <w:sz w:val="32"/>
-          <w:szCs w:val="32"/>
-        </w:rPr>
-      </w:pPr>
+        </w:rPr>
+      </w:pPr>
+      <w:r>
+        <w:t xml:space="preserve">Dataset: </w:t>
+      </w:r>
       <w:r>
         <w:rPr>
           <w:b/>
           <w:bCs/>
           <w:i/>
           <w:iCs/>
-          <w:sz w:val="32"/>
-          <w:szCs w:val="32"/>
-        </w:rPr>
-        <w:t>Netflix EDA Project</w:t>
-      </w:r>
-    </w:p>
-    <w:p/>
+        </w:rPr>
+        <w:t>Netflix Movies &amp; TV Shows</w:t>
+      </w:r>
+    </w:p>
+    <w:p/>
+    <w:p>
+      <w:r>
+        <w:t>Features include:</w:t>
+      </w:r>
+    </w:p>
+    <w:p>
+      <w:r>
+        <w:t>- Title</w:t>
+      </w:r>
+    </w:p>
+    <w:p>
+      <w:r>
+        <w:t>- Type (Movie / TV Show)</w:t>
+      </w:r>
+    </w:p>
+    <w:p>
+      <w:r>
+        <w:t>- Director</w:t>
+      </w:r>
+    </w:p>
+    <w:p>
+      <w:r>
+        <w:t>- Country</w:t>
+      </w:r>
+    </w:p>
+    <w:p>
+      <w:r>
+        <w:t>- Release Year</w:t>
+      </w:r>
+    </w:p>
+    <w:p>
+      <w:r>
+        <w:lastRenderedPageBreak/>
+        <w:t>- Rating</w:t>
+      </w:r>
+    </w:p>
+    <w:p>
+      <w:r>
+        <w:t>- Duration</w:t>
+      </w:r>
+    </w:p>
+    <w:p>
+      <w:r>
+        <w:t>- Genre</w:t>
+      </w:r>
+    </w:p>
+    <w:p>
+      <w:r>
+        <w:t>- Date Added</w:t>
+      </w:r>
+    </w:p>
+    <w:p>
+      <w:r>
+        <w:t>---</w:t>
+      </w:r>
+    </w:p>
     <w:p>
       <w:pPr>
         <w:rPr>
@@ -34,23 +193,220 @@
         </w:rPr>
       </w:pPr>
       <w:r>
-        <w:t xml:space="preserve"> </w:t>
-      </w:r>
-      <w:r>
         <w:rPr>
           <w:b/>
           <w:bCs/>
         </w:rPr>
-        <w:t>Project Overview</w:t>
-      </w:r>
-    </w:p>
-    <w:p/>
-    <w:p>
-      <w:r>
-        <w:t>This project performs Exploratory Data Analysis (EDA) on the Netflix Movies and TV Shows dataset. The analysis aims to understand content distribution, identify trends, explore ratings and genres, and discover insights related to Netflix content across different countries and years.</w:t>
-      </w:r>
-    </w:p>
-    <w:p/>
+        <w:t>Project Structure</w:t>
+      </w:r>
+    </w:p>
+    <w:p/>
+    <w:p>
+      <w:r>
+        <w:t>EDA project/</w:t>
+      </w:r>
+    </w:p>
+    <w:p>
+      <w:r>
+        <w:t>│</w:t>
+      </w:r>
+    </w:p>
+    <w:p>
+      <w:r>
+        <w:rPr>
+          <w:rFonts w:ascii="MS Gothic" w:eastAsia="MS Gothic" w:hAnsi="MS Gothic" w:cs="MS Gothic" w:hint="eastAsia"/>
+        </w:rPr>
+        <w:t>├</w:t>
+      </w:r>
+      <w:r>
+        <w:rPr>
+          <w:rFonts w:ascii="Aptos" w:hAnsi="Aptos" w:cs="Aptos"/>
+        </w:rPr>
+        <w:t>──</w:t>
+      </w:r>
+      <w:r>
+        <w:t xml:space="preserve"> data/</w:t>
+      </w:r>
+    </w:p>
+    <w:p>
+      <w:r>
+        <w:t xml:space="preserve">│ </w:t>
+      </w:r>
+      <w:r>
+        <w:rPr>
+          <w:rFonts w:ascii="MS Gothic" w:eastAsia="MS Gothic" w:hAnsi="MS Gothic" w:cs="MS Gothic" w:hint="eastAsia"/>
+        </w:rPr>
+        <w:t>├</w:t>
+      </w:r>
+      <w:r>
+        <w:rPr>
+          <w:rFonts w:ascii="Aptos" w:hAnsi="Aptos" w:cs="Aptos"/>
+        </w:rPr>
+        <w:t>──</w:t>
+      </w:r>
+      <w:r>
+        <w:t xml:space="preserve"> raw/</w:t>
+      </w:r>
+    </w:p>
+    <w:p>
+      <w:r>
+        <w:t>│ └── interim/</w:t>
+      </w:r>
+    </w:p>
+    <w:p>
+      <w:r>
+        <w:t>│ └── cleaned_day2.csv</w:t>
+      </w:r>
+    </w:p>
+    <w:p>
+      <w:r>
+        <w:t>│</w:t>
+      </w:r>
+    </w:p>
+    <w:p>
+      <w:r>
+        <w:rPr>
+          <w:rFonts w:ascii="MS Gothic" w:eastAsia="MS Gothic" w:hAnsi="MS Gothic" w:cs="MS Gothic" w:hint="eastAsia"/>
+        </w:rPr>
+        <w:t>├</w:t>
+      </w:r>
+      <w:r>
+        <w:rPr>
+          <w:rFonts w:ascii="Aptos" w:hAnsi="Aptos" w:cs="Aptos"/>
+        </w:rPr>
+        <w:t>──</w:t>
+      </w:r>
+      <w:r>
+        <w:t xml:space="preserve"> notebooks/</w:t>
+      </w:r>
+    </w:p>
+    <w:p>
+      <w:r>
+        <w:t xml:space="preserve">│ </w:t>
+      </w:r>
+      <w:r>
+        <w:rPr>
+          <w:rFonts w:ascii="MS Gothic" w:eastAsia="MS Gothic" w:hAnsi="MS Gothic" w:cs="MS Gothic" w:hint="eastAsia"/>
+        </w:rPr>
+        <w:t>├</w:t>
+      </w:r>
+      <w:r>
+        <w:rPr>
+          <w:rFonts w:ascii="Aptos" w:hAnsi="Aptos" w:cs="Aptos"/>
+        </w:rPr>
+        <w:t>──</w:t>
+      </w:r>
+      <w:r>
+        <w:t xml:space="preserve"> 02_cleaning_preprocessing.ipynb</w:t>
+      </w:r>
+    </w:p>
+    <w:p>
+      <w:r>
+        <w:t>│ └── 03_univariate_bivariate_eda.ipynb</w:t>
+      </w:r>
+    </w:p>
+    <w:p>
+      <w:r>
+        <w:t>│</w:t>
+      </w:r>
+    </w:p>
+    <w:p>
+      <w:r>
+        <w:rPr>
+          <w:rFonts w:ascii="MS Gothic" w:eastAsia="MS Gothic" w:hAnsi="MS Gothic" w:cs="MS Gothic" w:hint="eastAsia"/>
+        </w:rPr>
+        <w:t>├</w:t>
+      </w:r>
+      <w:r>
+        <w:rPr>
+          <w:rFonts w:ascii="Aptos" w:hAnsi="Aptos" w:cs="Aptos"/>
+        </w:rPr>
+        <w:t>──</w:t>
+      </w:r>
+      <w:r>
+        <w:t xml:space="preserve"> reports/</w:t>
+      </w:r>
+    </w:p>
+    <w:p>
+      <w:r>
+        <w:t>│ └── figures/</w:t>
+      </w:r>
+    </w:p>
+    <w:p>
+      <w:r>
+        <w:t xml:space="preserve">│ </w:t>
+      </w:r>
+      <w:r>
+        <w:rPr>
+          <w:rFonts w:ascii="MS Gothic" w:eastAsia="MS Gothic" w:hAnsi="MS Gothic" w:cs="MS Gothic" w:hint="eastAsia"/>
+        </w:rPr>
+        <w:t>├</w:t>
+      </w:r>
+      <w:r>
+        <w:rPr>
+          <w:rFonts w:ascii="Aptos" w:hAnsi="Aptos" w:cs="Aptos"/>
+        </w:rPr>
+        <w:t>──</w:t>
+      </w:r>
+      <w:r>
+        <w:t xml:space="preserve"> type_count.png</w:t>
+      </w:r>
+    </w:p>
+    <w:p>
+      <w:r>
+        <w:t xml:space="preserve">│ </w:t>
+      </w:r>
+      <w:r>
+        <w:rPr>
+          <w:rFonts w:ascii="MS Gothic" w:eastAsia="MS Gothic" w:hAnsi="MS Gothic" w:cs="MS Gothic" w:hint="eastAsia"/>
+        </w:rPr>
+        <w:t>├</w:t>
+      </w:r>
+      <w:r>
+        <w:rPr>
+          <w:rFonts w:ascii="Aptos" w:hAnsi="Aptos" w:cs="Aptos"/>
+        </w:rPr>
+        <w:t>──</w:t>
+      </w:r>
+      <w:r>
+        <w:t xml:space="preserve"> rating_distribution.png</w:t>
+      </w:r>
+    </w:p>
+    <w:p>
+      <w:r>
+        <w:t xml:space="preserve">│ </w:t>
+      </w:r>
+      <w:r>
+        <w:rPr>
+          <w:rFonts w:ascii="MS Gothic" w:eastAsia="MS Gothic" w:hAnsi="MS Gothic" w:cs="MS Gothic" w:hint="eastAsia"/>
+        </w:rPr>
+        <w:t>├</w:t>
+      </w:r>
+      <w:r>
+        <w:rPr>
+          <w:rFonts w:ascii="Aptos" w:hAnsi="Aptos" w:cs="Aptos"/>
+        </w:rPr>
+        <w:t>──</w:t>
+      </w:r>
+      <w:r>
+        <w:t xml:space="preserve"> heatmap.png</w:t>
+      </w:r>
+    </w:p>
+    <w:p>
+      <w:r>
+        <w:t>│ └── ...</w:t>
+      </w:r>
+    </w:p>
+    <w:p>
+      <w:r>
+        <w:t>│</w:t>
+      </w:r>
+    </w:p>
+    <w:p>
+      <w:r>
+        <w:t>└── README.md</w:t>
+      </w:r>
+    </w:p>
     <w:p>
       <w:r>
         <w:t>---</w:t>
@@ -65,73 +421,137 @@
         </w:rPr>
       </w:pPr>
       <w:r>
+        <w:lastRenderedPageBreak/>
+        <w:t xml:space="preserve"> </w:t>
+      </w:r>
+      <w:r>
         <w:rPr>
           <w:b/>
           <w:bCs/>
         </w:rPr>
-        <w:t>Dataset Information</w:t>
-      </w:r>
-    </w:p>
-    <w:p/>
-    <w:p>
-      <w:r>
-        <w:t>The dataset was collected from Kaggle and contains information about Netflix Movies and TV Shows including:</w:t>
-      </w:r>
-    </w:p>
-    <w:p/>
-    <w:p>
-      <w:r>
-        <w:t>- Title</w:t>
-      </w:r>
-    </w:p>
-    <w:p>
-      <w:r>
-        <w:t>- Type</w:t>
-      </w:r>
-    </w:p>
-    <w:p>
-      <w:r>
-        <w:t>- Director</w:t>
-      </w:r>
-    </w:p>
-    <w:p>
-      <w:r>
-        <w:t>- Cast</w:t>
-      </w:r>
-    </w:p>
-    <w:p>
-      <w:r>
-        <w:t>- Country</w:t>
-      </w:r>
-    </w:p>
-    <w:p>
-      <w:r>
-        <w:t>- Release Year</w:t>
-      </w:r>
-    </w:p>
-    <w:p>
-      <w:r>
-        <w:t>- Rating</w:t>
-      </w:r>
-    </w:p>
-    <w:p>
-      <w:r>
-        <w:t>- Duration</w:t>
-      </w:r>
-    </w:p>
-    <w:p>
-      <w:r>
-        <w:t>- Genre</w:t>
-      </w:r>
-    </w:p>
-    <w:p>
-      <w:r>
-        <w:t>- Date Added</w:t>
-      </w:r>
-    </w:p>
-    <w:p>
-      <w:r>
-        <w:t>- Description</w:t>
+        <w:t>Day 2 – Data Cleaning &amp; Preprocessing</w:t>
+      </w:r>
+    </w:p>
+    <w:p/>
+    <w:p>
+      <w:r>
+        <w:t>Tasks completed:</w:t>
+      </w:r>
+    </w:p>
+    <w:p/>
+    <w:p>
+      <w:r>
+        <w:rPr>
+          <w:rFonts w:ascii="Segoe UI Symbol" w:hAnsi="Segoe UI Symbol" w:cs="Segoe UI Symbol"/>
+        </w:rPr>
+        <w:t>✔</w:t>
+      </w:r>
+      <w:r>
+        <w:t xml:space="preserve"> Loaded dataset using Pandas  </w:t>
+      </w:r>
+    </w:p>
+    <w:p>
+      <w:r>
+        <w:rPr>
+          <w:rFonts w:ascii="Segoe UI Symbol" w:hAnsi="Segoe UI Symbol" w:cs="Segoe UI Symbol"/>
+        </w:rPr>
+        <w:t>✔</w:t>
+      </w:r>
+      <w:r>
+        <w:t xml:space="preserve"> Checked dataset information (`info()`)  </w:t>
+      </w:r>
+    </w:p>
+    <w:p>
+      <w:r>
+        <w:rPr>
+          <w:rFonts w:ascii="Segoe UI Symbol" w:hAnsi="Segoe UI Symbol" w:cs="Segoe UI Symbol"/>
+        </w:rPr>
+        <w:t>✔</w:t>
+      </w:r>
+      <w:r>
+        <w:t xml:space="preserve"> Identified missing values  </w:t>
+      </w:r>
+    </w:p>
+    <w:p>
+      <w:r>
+        <w:rPr>
+          <w:rFonts w:ascii="Segoe UI Symbol" w:hAnsi="Segoe UI Symbol" w:cs="Segoe UI Symbol"/>
+        </w:rPr>
+        <w:t>✔</w:t>
+      </w:r>
+      <w:r>
+        <w:t xml:space="preserve"> Handled null values  </w:t>
+      </w:r>
+    </w:p>
+    <w:p>
+      <w:r>
+        <w:rPr>
+          <w:rFonts w:ascii="Segoe UI Symbol" w:hAnsi="Segoe UI Symbol" w:cs="Segoe UI Symbol"/>
+        </w:rPr>
+        <w:t>✔</w:t>
+      </w:r>
+      <w:r>
+        <w:t xml:space="preserve"> Removed duplicates  </w:t>
+      </w:r>
+    </w:p>
+    <w:p>
+      <w:r>
+        <w:rPr>
+          <w:rFonts w:ascii="Segoe UI Symbol" w:hAnsi="Segoe UI Symbol" w:cs="Segoe UI Symbol"/>
+        </w:rPr>
+        <w:t>✔</w:t>
+      </w:r>
+      <w:r>
+        <w:t xml:space="preserve"> Cleaned columns  </w:t>
+      </w:r>
+    </w:p>
+    <w:p>
+      <w:r>
+        <w:rPr>
+          <w:rFonts w:ascii="Segoe UI Symbol" w:hAnsi="Segoe UI Symbol" w:cs="Segoe UI Symbol"/>
+        </w:rPr>
+        <w:t>✔</w:t>
+      </w:r>
+      <w:r>
+        <w:t xml:space="preserve"> Saved cleaned dataset into:</w:t>
+      </w:r>
+    </w:p>
+    <w:p/>
+    <w:p>
+      <w:r>
+        <w:t>```text</w:t>
+      </w:r>
+    </w:p>
+    <w:p>
+      <w:r>
+        <w:t>data/interim/cleaned_day2.csv</w:t>
+      </w:r>
+    </w:p>
+    <w:p>
+      <w:r>
+        <w:t>```</w:t>
+      </w:r>
+    </w:p>
+    <w:p/>
+    <w:p>
+      <w:r>
+        <w:t>Output:</w:t>
+      </w:r>
+    </w:p>
+    <w:p/>
+    <w:p>
+      <w:r>
+        <w:t>```text</w:t>
+      </w:r>
+    </w:p>
+    <w:p>
+      <w:r>
+        <w:t>02_cleaning_preprocessing.ipynb</w:t>
+      </w:r>
+    </w:p>
+    <w:p>
+      <w:r>
+        <w:t>```</w:t>
       </w:r>
     </w:p>
     <w:p/>
@@ -140,6 +560,8 @@
         <w:t>---</w:t>
       </w:r>
     </w:p>
+    <w:p/>
+    <w:p/>
     <w:p/>
     <w:p>
       <w:pPr>
@@ -156,58 +578,13 @@
           <w:b/>
           <w:bCs/>
         </w:rPr>
-        <w:t>Objective</w:t>
-      </w:r>
-    </w:p>
-    <w:p/>
-    <w:p>
-      <w:r>
-        <w:t xml:space="preserve">The objective of this project is to </w:t>
-      </w:r>
-      <w:proofErr w:type="spellStart"/>
-      <w:r>
-        <w:t>analyze</w:t>
-      </w:r>
-      <w:proofErr w:type="spellEnd"/>
-      <w:r>
-        <w:t xml:space="preserve"> Netflix Movies and TV Shows data using Exploratory Data Analysis (EDA) techniques and discover meaningful insights such as:</w:t>
-      </w:r>
-    </w:p>
-    <w:p/>
-    <w:p>
-      <w:r>
-        <w:t>- Content distribution</w:t>
-      </w:r>
-    </w:p>
-    <w:p>
-      <w:r>
-        <w:t>- Popular genres</w:t>
-      </w:r>
-    </w:p>
-    <w:p>
-      <w:r>
-        <w:t>- Country-wise production</w:t>
-      </w:r>
-    </w:p>
-    <w:p>
-      <w:r>
-        <w:t>- Rating patterns</w:t>
-      </w:r>
-    </w:p>
-    <w:p>
-      <w:r>
-        <w:t>- Trends over years</w:t>
-      </w:r>
-    </w:p>
-    <w:p>
-      <w:r>
-        <w:t>- Movie vs TV Show analysis</w:t>
-      </w:r>
-    </w:p>
-    <w:p/>
-    <w:p>
-      <w:r>
-        <w:t>---</w:t>
+        <w:t>Day 3 – Univariate &amp; Bivariate EDA</w:t>
+      </w:r>
+    </w:p>
+    <w:p/>
+    <w:p>
+      <w:r>
+        <w:t>Tasks completed:</w:t>
       </w:r>
     </w:p>
     <w:p/>
@@ -219,58 +596,42 @@
         </w:rPr>
       </w:pPr>
       <w:r>
+        <w:t xml:space="preserve"> </w:t>
+      </w:r>
+      <w:r>
         <w:rPr>
           <w:b/>
           <w:bCs/>
         </w:rPr>
-        <w:t xml:space="preserve"> Technologies Used</w:t>
-      </w:r>
-    </w:p>
-    <w:p/>
-    <w:p>
-      <w:r>
-        <w:t>- Python</w:t>
-      </w:r>
-    </w:p>
-    <w:p>
-      <w:r>
-        <w:t>- Pandas</w:t>
-      </w:r>
-    </w:p>
-    <w:p>
-      <w:r>
-        <w:t>- NumPy</w:t>
-      </w:r>
-    </w:p>
-    <w:p>
-      <w:r>
-        <w:t>- Matplotlib</w:t>
-      </w:r>
-    </w:p>
-    <w:p>
-      <w:r>
-        <w:t>- Seaborn</w:t>
-      </w:r>
-    </w:p>
-    <w:p>
-      <w:r>
-        <w:t xml:space="preserve">- </w:t>
-      </w:r>
-      <w:proofErr w:type="spellStart"/>
-      <w:r>
-        <w:t>Jupyter</w:t>
-      </w:r>
-      <w:proofErr w:type="spellEnd"/>
-      <w:r>
-        <w:t xml:space="preserve"> Notebook</w:t>
-      </w:r>
-    </w:p>
-    <w:p/>
-    <w:p>
-      <w:r>
-        <w:t>--</w:t>
-      </w:r>
-    </w:p>
+        <w:t>Univariate Analysis</w:t>
+      </w:r>
+    </w:p>
+    <w:p>
+      <w:r>
+        <w:t>- Distribution of Movies vs TV Shows</w:t>
+      </w:r>
+    </w:p>
+    <w:p>
+      <w:r>
+        <w:t>- Rating distribution</w:t>
+      </w:r>
+    </w:p>
+    <w:p>
+      <w:r>
+        <w:t>- Release year distribution</w:t>
+      </w:r>
+    </w:p>
+    <w:p>
+      <w:r>
+        <w:t>- Top countries</w:t>
+      </w:r>
+    </w:p>
+    <w:p>
+      <w:r>
+        <w:t>- Movie duration analysis</w:t>
+      </w:r>
+    </w:p>
+    <w:p/>
     <w:p>
       <w:pPr>
         <w:rPr>
@@ -278,14 +639,33 @@
           <w:bCs/>
         </w:rPr>
       </w:pPr>
-    </w:p>
-    <w:p>
-      <w:pPr>
+      <w:r>
         <w:rPr>
           <w:b/>
           <w:bCs/>
         </w:rPr>
-      </w:pPr>
+        <w:t>Bivariate Analysis</w:t>
+      </w:r>
+    </w:p>
+    <w:p>
+      <w:r>
+        <w:t>- Type vs Rating</w:t>
+      </w:r>
+    </w:p>
+    <w:p>
+      <w:r>
+        <w:t>- Country vs Content Type</w:t>
+      </w:r>
+    </w:p>
+    <w:p>
+      <w:r>
+        <w:t>- Release Year vs Type</w:t>
+      </w:r>
+    </w:p>
+    <w:p>
+      <w:r>
+        <w:t>- Correlation Heatmap</w:t>
+      </w:r>
     </w:p>
     <w:p>
       <w:pPr>
@@ -294,168 +674,251 @@
           <w:bCs/>
         </w:rPr>
       </w:pPr>
-    </w:p>
-    <w:p>
-      <w:pPr>
+      <w:r>
         <w:rPr>
           <w:b/>
           <w:bCs/>
         </w:rPr>
-      </w:pPr>
-      <w:r>
+        <w:t>Created visualizations using:</w:t>
+      </w:r>
+    </w:p>
+    <w:p>
+      <w:r>
+        <w:t>- Matplotlib</w:t>
+      </w:r>
+    </w:p>
+    <w:p>
+      <w:r>
+        <w:t>- Seaborn</w:t>
+      </w:r>
+    </w:p>
+    <w:p/>
+    <w:p>
+      <w:r>
+        <w:t>Saved plots into:</w:t>
+      </w:r>
+    </w:p>
+    <w:p>
+      <w:r>
+        <w:t>```text</w:t>
+      </w:r>
+    </w:p>
+    <w:p>
+      <w:r>
+        <w:t>reports/figures/</w:t>
+      </w:r>
+    </w:p>
+    <w:p>
+      <w:r>
+        <w:t>```</w:t>
+      </w:r>
+    </w:p>
+    <w:p/>
+    <w:p>
+      <w:r>
+        <w:t>Output</w:t>
+      </w:r>
+      <w:r>
+        <w:t>:</w:t>
+      </w:r>
+    </w:p>
+    <w:p>
+      <w:r>
+        <w:t>T</w:t>
+      </w:r>
+      <w:r>
+        <w:t>ext</w:t>
+      </w:r>
+    </w:p>
+    <w:p>
+      <w:r>
+        <w:t>03_univariate_bivariate_eda.ipynb</w:t>
+      </w:r>
+    </w:p>
+    <w:p>
+      <w:r>
+        <w:t>```---</w:t>
+      </w:r>
+    </w:p>
+    <w:p/>
+    <w:p>
+      <w:pPr>
         <w:rPr>
           <w:b/>
           <w:bCs/>
         </w:rPr>
-        <w:lastRenderedPageBreak/>
-        <w:t>Initial Insights</w:t>
-      </w:r>
-    </w:p>
-    <w:p>
-      <w:pPr>
-        <w:numPr>
-          <w:ilvl w:val="0"/>
-          <w:numId w:val="2"/>
-        </w:numPr>
-      </w:pPr>
-      <w:r>
-        <w:t xml:space="preserve">Dataset contains both Movies and TV Shows </w:t>
-      </w:r>
-    </w:p>
-    <w:p>
-      <w:pPr>
-        <w:numPr>
-          <w:ilvl w:val="0"/>
-          <w:numId w:val="2"/>
-        </w:numPr>
-      </w:pPr>
-      <w:r>
-        <w:t xml:space="preserve">Most columns are categorical </w:t>
-      </w:r>
-    </w:p>
-    <w:p>
-      <w:pPr>
-        <w:numPr>
-          <w:ilvl w:val="0"/>
-          <w:numId w:val="2"/>
-        </w:numPr>
-      </w:pPr>
-      <w:r>
-        <w:t>Missing values exist in director, cast, and country columns</w:t>
-      </w:r>
-    </w:p>
-    <w:p/>
-    <w:p/>
-    <w:p>
-      <w:pPr>
+      </w:pPr>
+      <w:r>
         <w:rPr>
           <w:b/>
           <w:bCs/>
         </w:rPr>
-      </w:pPr>
-      <w:r>
+        <w:t>Key Insights</w:t>
+      </w:r>
+    </w:p>
+    <w:p/>
+    <w:p>
+      <w:r>
+        <w:t>- Movies dominate Netflix content</w:t>
+      </w:r>
+    </w:p>
+    <w:p>
+      <w:r>
+        <w:t>- TV-MA is the most frequent rating</w:t>
+      </w:r>
+    </w:p>
+    <w:p>
+      <w:r>
+        <w:t>- USA contributes the highest amount of content</w:t>
+      </w:r>
+    </w:p>
+    <w:p>
+      <w:r>
+        <w:t>- Netflix content increased significantly after 2015</w:t>
+      </w:r>
+    </w:p>
+    <w:p>
+      <w:r>
+        <w:t>- Most movies have durations between 80–120 minutes</w:t>
+      </w:r>
+    </w:p>
+    <w:p>
+      <w:r>
+        <w:t>- Numerical features show weak correlation</w:t>
+      </w:r>
+    </w:p>
+    <w:p/>
+    <w:p>
+      <w:r>
+        <w:t>---</w:t>
+      </w:r>
+    </w:p>
+    <w:p>
+      <w:pPr>
         <w:rPr>
           <w:b/>
           <w:bCs/>
         </w:rPr>
-        <w:t xml:space="preserve"> Project Structure</w:t>
-      </w:r>
-    </w:p>
-    <w:p/>
-    <w:p>
-      <w:r>
-        <w:t>```text</w:t>
-      </w:r>
-    </w:p>
-    <w:p>
-      <w:r>
-        <w:t>EDA project/</w:t>
-      </w:r>
-    </w:p>
-    <w:p>
-      <w:r>
-        <w:t>│</w:t>
-      </w:r>
-    </w:p>
-    <w:p>
-      <w:r>
-        <w:rPr>
-          <w:rFonts w:ascii="MS Gothic" w:eastAsia="MS Gothic" w:hAnsi="MS Gothic" w:cs="MS Gothic" w:hint="eastAsia"/>
-        </w:rPr>
-        <w:t>├</w:t>
-      </w:r>
-      <w:r>
-        <w:rPr>
-          <w:rFonts w:ascii="Aptos" w:hAnsi="Aptos" w:cs="Aptos"/>
-        </w:rPr>
-        <w:t>──</w:t>
-      </w:r>
-      <w:r>
-        <w:t xml:space="preserve"> data/</w:t>
-      </w:r>
-    </w:p>
-    <w:p>
-      <w:r>
-        <w:t>│   └── raw/</w:t>
-      </w:r>
-    </w:p>
-    <w:p>
-      <w:r>
-        <w:t>│       └── netflix_titles.csv</w:t>
-      </w:r>
-    </w:p>
-    <w:p>
-      <w:r>
-        <w:t>│</w:t>
-      </w:r>
-    </w:p>
-    <w:p>
-      <w:r>
-        <w:rPr>
-          <w:rFonts w:ascii="MS Gothic" w:eastAsia="MS Gothic" w:hAnsi="MS Gothic" w:cs="MS Gothic" w:hint="eastAsia"/>
-        </w:rPr>
-        <w:t>├</w:t>
-      </w:r>
-      <w:r>
-        <w:rPr>
-          <w:rFonts w:ascii="Aptos" w:hAnsi="Aptos" w:cs="Aptos"/>
-        </w:rPr>
-        <w:t>──</w:t>
-      </w:r>
-      <w:r>
-        <w:t xml:space="preserve"> notebooks/</w:t>
-      </w:r>
-    </w:p>
-    <w:p>
-      <w:r>
-        <w:t>│   └── 01_data_</w:t>
-      </w:r>
-      <w:proofErr w:type="gramStart"/>
-      <w:r>
-        <w:t>overview.ipynb</w:t>
-      </w:r>
-      <w:proofErr w:type="gramEnd"/>
-    </w:p>
-    <w:p>
-      <w:r>
-        <w:t>│</w:t>
-      </w:r>
-    </w:p>
-    <w:p>
-      <w:r>
-        <w:rPr>
-          <w:rFonts w:ascii="MS Gothic" w:eastAsia="MS Gothic" w:hAnsi="MS Gothic" w:cs="MS Gothic" w:hint="eastAsia"/>
-        </w:rPr>
-        <w:t>├</w:t>
-      </w:r>
-      <w:r>
-        <w:rPr>
-          <w:rFonts w:ascii="Aptos" w:hAnsi="Aptos" w:cs="Aptos"/>
-        </w:rPr>
-        <w:t>──</w:t>
-      </w:r>
-      <w:r>
-        <w:t xml:space="preserve"> README.md</w:t>
+      </w:pPr>
+      <w:r>
+        <w:rPr>
+          <w:b/>
+          <w:bCs/>
+        </w:rPr>
+        <w:t>Tools &amp; Libraries Used</w:t>
+      </w:r>
+    </w:p>
+    <w:p/>
+    <w:p>
+      <w:r>
+        <w:t>- Python</w:t>
+      </w:r>
+    </w:p>
+    <w:p>
+      <w:r>
+        <w:t>- Pandas</w:t>
+      </w:r>
+    </w:p>
+    <w:p>
+      <w:r>
+        <w:t>- NumPy</w:t>
+      </w:r>
+    </w:p>
+    <w:p>
+      <w:r>
+        <w:t>- Matplotlib</w:t>
+      </w:r>
+    </w:p>
+    <w:p>
+      <w:r>
+        <w:t>- Seaborn</w:t>
+      </w:r>
+    </w:p>
+    <w:p>
+      <w:r>
+        <w:t>- Jupyter Notebook</w:t>
+      </w:r>
+    </w:p>
+    <w:p>
+      <w:r>
+        <w:t>- Git &amp; GitHub</w:t>
+      </w:r>
+    </w:p>
+    <w:p/>
+    <w:p>
+      <w:r>
+        <w:t>---</w:t>
+      </w:r>
+    </w:p>
+    <w:p/>
+    <w:p>
+      <w:pPr>
+        <w:rPr>
+          <w:b/>
+          <w:bCs/>
+        </w:rPr>
+      </w:pPr>
+      <w:r>
+        <w:rPr>
+          <w:b/>
+          <w:bCs/>
+        </w:rPr>
+        <w:t>Future Work</w:t>
+      </w:r>
+    </w:p>
+    <w:p/>
+    <w:p>
+      <w:r>
+        <w:t>Upcoming tasks:</w:t>
+      </w:r>
+    </w:p>
+    <w:p>
+      <w:r>
+        <w:t>- Statistical testing</w:t>
+      </w:r>
+    </w:p>
+    <w:p>
+      <w:r>
+        <w:t>- Time-based EDA</w:t>
+      </w:r>
+    </w:p>
+    <w:p>
+      <w:r>
+        <w:lastRenderedPageBreak/>
+        <w:t>- Feature engineering</w:t>
+      </w:r>
+    </w:p>
+    <w:p>
+      <w:r>
+        <w:t>- Final cleaned dataset</w:t>
+      </w:r>
+    </w:p>
+    <w:p>
+      <w:r>
+        <w:t>- Advanced analysis</w:t>
+      </w:r>
+    </w:p>
+    <w:p/>
+    <w:p>
+      <w:r>
+        <w:t>---</w:t>
+      </w:r>
+    </w:p>
+    <w:p/>
+    <w:p>
+      <w:r>
+        <w:t>Author</w:t>
+      </w:r>
+    </w:p>
+    <w:p>
+      <w:r>
+        <w:t>Faesa</w:t>
+      </w:r>
+    </w:p>
+    <w:p/>
+    <w:p>
+      <w:r>
+        <w:t>Created as part of a Data Analytics / EDA learning project.</w:t>
       </w:r>
     </w:p>
     <w:sectPr>
@@ -768,11 +1231,127 @@
       </w:rPr>
     </w:lvl>
   </w:abstractNum>
+  <w:abstractNum w:abstractNumId="2" w15:restartNumberingAfterBreak="0">
+    <w:nsid w:val="493E047C"/>
+    <w:multiLevelType w:val="hybridMultilevel"/>
+    <w:tmpl w:val="6016AF6A"/>
+    <w:lvl w:ilvl="0" w:tplc="40090001">
+      <w:start w:val="1"/>
+      <w:numFmt w:val="bullet"/>
+      <w:lvlText w:val=""/>
+      <w:lvlJc w:val="left"/>
+      <w:pPr>
+        <w:ind w:left="771" w:hanging="360"/>
+      </w:pPr>
+      <w:rPr>
+        <w:rFonts w:ascii="Symbol" w:hAnsi="Symbol" w:hint="default"/>
+      </w:rPr>
+    </w:lvl>
+    <w:lvl w:ilvl="1" w:tplc="40090003" w:tentative="1">
+      <w:start w:val="1"/>
+      <w:numFmt w:val="bullet"/>
+      <w:lvlText w:val="o"/>
+      <w:lvlJc w:val="left"/>
+      <w:pPr>
+        <w:ind w:left="1491" w:hanging="360"/>
+      </w:pPr>
+      <w:rPr>
+        <w:rFonts w:ascii="Courier New" w:hAnsi="Courier New" w:cs="Courier New" w:hint="default"/>
+      </w:rPr>
+    </w:lvl>
+    <w:lvl w:ilvl="2" w:tplc="40090005" w:tentative="1">
+      <w:start w:val="1"/>
+      <w:numFmt w:val="bullet"/>
+      <w:lvlText w:val=""/>
+      <w:lvlJc w:val="left"/>
+      <w:pPr>
+        <w:ind w:left="2211" w:hanging="360"/>
+      </w:pPr>
+      <w:rPr>
+        <w:rFonts w:ascii="Wingdings" w:hAnsi="Wingdings" w:hint="default"/>
+      </w:rPr>
+    </w:lvl>
+    <w:lvl w:ilvl="3" w:tplc="40090001" w:tentative="1">
+      <w:start w:val="1"/>
+      <w:numFmt w:val="bullet"/>
+      <w:lvlText w:val=""/>
+      <w:lvlJc w:val="left"/>
+      <w:pPr>
+        <w:ind w:left="2931" w:hanging="360"/>
+      </w:pPr>
+      <w:rPr>
+        <w:rFonts w:ascii="Symbol" w:hAnsi="Symbol" w:hint="default"/>
+      </w:rPr>
+    </w:lvl>
+    <w:lvl w:ilvl="4" w:tplc="40090003" w:tentative="1">
+      <w:start w:val="1"/>
+      <w:numFmt w:val="bullet"/>
+      <w:lvlText w:val="o"/>
+      <w:lvlJc w:val="left"/>
+      <w:pPr>
+        <w:ind w:left="3651" w:hanging="360"/>
+      </w:pPr>
+      <w:rPr>
+        <w:rFonts w:ascii="Courier New" w:hAnsi="Courier New" w:cs="Courier New" w:hint="default"/>
+      </w:rPr>
+    </w:lvl>
+    <w:lvl w:ilvl="5" w:tplc="40090005" w:tentative="1">
+      <w:start w:val="1"/>
+      <w:numFmt w:val="bullet"/>
+      <w:lvlText w:val=""/>
+      <w:lvlJc w:val="left"/>
+      <w:pPr>
+        <w:ind w:left="4371" w:hanging="360"/>
+      </w:pPr>
+      <w:rPr>
+        <w:rFonts w:ascii="Wingdings" w:hAnsi="Wingdings" w:hint="default"/>
+      </w:rPr>
+    </w:lvl>
+    <w:lvl w:ilvl="6" w:tplc="40090001" w:tentative="1">
+      <w:start w:val="1"/>
+      <w:numFmt w:val="bullet"/>
+      <w:lvlText w:val=""/>
+      <w:lvlJc w:val="left"/>
+      <w:pPr>
+        <w:ind w:left="5091" w:hanging="360"/>
+      </w:pPr>
+      <w:rPr>
+        <w:rFonts w:ascii="Symbol" w:hAnsi="Symbol" w:hint="default"/>
+      </w:rPr>
+    </w:lvl>
+    <w:lvl w:ilvl="7" w:tplc="40090003" w:tentative="1">
+      <w:start w:val="1"/>
+      <w:numFmt w:val="bullet"/>
+      <w:lvlText w:val="o"/>
+      <w:lvlJc w:val="left"/>
+      <w:pPr>
+        <w:ind w:left="5811" w:hanging="360"/>
+      </w:pPr>
+      <w:rPr>
+        <w:rFonts w:ascii="Courier New" w:hAnsi="Courier New" w:cs="Courier New" w:hint="default"/>
+      </w:rPr>
+    </w:lvl>
+    <w:lvl w:ilvl="8" w:tplc="40090005" w:tentative="1">
+      <w:start w:val="1"/>
+      <w:numFmt w:val="bullet"/>
+      <w:lvlText w:val=""/>
+      <w:lvlJc w:val="left"/>
+      <w:pPr>
+        <w:ind w:left="6531" w:hanging="360"/>
+      </w:pPr>
+      <w:rPr>
+        <w:rFonts w:ascii="Wingdings" w:hAnsi="Wingdings" w:hint="default"/>
+      </w:rPr>
+    </w:lvl>
+  </w:abstractNum>
   <w:num w:numId="1" w16cid:durableId="507597766">
     <w:abstractNumId w:val="1"/>
   </w:num>
   <w:num w:numId="2" w16cid:durableId="1443964126">
     <w:abstractNumId w:val="0"/>
+  </w:num>
+  <w:num w:numId="3" w16cid:durableId="99422043">
+    <w:abstractNumId w:val="2"/>
   </w:num>
 </w:numbering>
 </file>
@@ -1379,6 +1958,7 @@
   <w:style w:type="character" w:default="1" w:styleId="DefaultParagraphFont">
     <w:name w:val="Default Paragraph Font"/>
     <w:uiPriority w:val="1"/>
+    <w:semiHidden/>
     <w:unhideWhenUsed/>
   </w:style>
   <w:style w:type="table" w:default="1" w:styleId="TableNormal">
@@ -2007,4 +2587,16 @@
     </a:ext>
   </a:extLst>
 </a:theme>
+</file>
+
+<file path=customXml/item1.xml><?xml version="1.0" encoding="utf-8"?>
+<b:Sources xmlns:b="http://schemas.openxmlformats.org/officeDocument/2006/bibliography" xmlns="http://schemas.openxmlformats.org/officeDocument/2006/bibliography" SelectedStyle="\APASixthEditionOfficeOnline.xsl" StyleName="APA" Version="6"/>
+</file>
+
+<file path=customXml/itemProps1.xml><?xml version="1.0" encoding="utf-8"?>
+<ds:datastoreItem xmlns:ds="http://schemas.openxmlformats.org/officeDocument/2006/customXml" ds:itemID="{89F5696F-F619-4BF5-B5CC-C702AC344181}">
+  <ds:schemaRefs>
+    <ds:schemaRef ds:uri="http://schemas.openxmlformats.org/officeDocument/2006/bibliography"/>
+  </ds:schemaRefs>
+</ds:datastoreItem>
 </file>
--- a/EDA project/Readme.md.docx
+++ b/EDA project/Readme.md.docx
@@ -5,921 +5,1168 @@
     <w:p>
       <w:pPr>
         <w:pStyle w:val="Heading1"/>
-      </w:pPr>
-      <w:r>
-        <w:t>Netflix Movies &amp; TV Shows – Exploratory Data Analysis (EDA)</w:t>
-      </w:r>
-    </w:p>
-    <w:p/>
+        <w:rPr>
+          <w:lang w:val="en-US"/>
+        </w:rPr>
+      </w:pPr>
+      <w:r>
+        <w:rPr>
+          <w:lang w:val="en-US"/>
+        </w:rPr>
+        <w:t>Netflix EDA Project</w:t>
+      </w:r>
+    </w:p>
+    <w:p>
+      <w:pPr>
+        <w:rPr>
+          <w:lang w:val="en-US"/>
+        </w:rPr>
+      </w:pPr>
+    </w:p>
     <w:p>
       <w:pPr>
         <w:rPr>
           <w:b/>
           <w:bCs/>
+          <w:lang w:val="en-US"/>
         </w:rPr>
       </w:pPr>
       <w:r>
         <w:rPr>
           <w:b/>
           <w:bCs/>
+          <w:lang w:val="en-US"/>
         </w:rPr>
         <w:t>Project Overview</w:t>
       </w:r>
     </w:p>
     <w:p>
-      <w:r>
-        <w:t>This project performs Exploratory Data Analysis (EDA) on the Netflix Movies &amp; TV Shows dataset to understand content distribution, trends, ratings, countries, and relationships between variables.</w:t>
-      </w:r>
-    </w:p>
-    <w:p/>
+      <w:pPr>
+        <w:rPr>
+          <w:lang w:val="en-US"/>
+        </w:rPr>
+      </w:pPr>
+      <w:r>
+        <w:rPr>
+          <w:lang w:val="en-US"/>
+        </w:rPr>
+        <w:t>This project performs Exploratory Data Analysis (EDA) on the Netflix Movies and TV Shows dataset to identify patterns, trends, and insights related to content types, ratings, genres, countries, and release years.</w:t>
+      </w:r>
+    </w:p>
+    <w:p>
+      <w:pPr>
+        <w:rPr>
+          <w:lang w:val="en-US"/>
+        </w:rPr>
+      </w:pPr>
+    </w:p>
+    <w:p>
+      <w:pPr>
+        <w:rPr>
+          <w:lang w:val="en-US"/>
+        </w:rPr>
+      </w:pPr>
+    </w:p>
     <w:p>
       <w:pPr>
         <w:rPr>
           <w:b/>
           <w:bCs/>
+          <w:lang w:val="en-US"/>
         </w:rPr>
       </w:pPr>
       <w:r>
         <w:rPr>
           <w:b/>
           <w:bCs/>
-        </w:rPr>
-        <w:t>The project includes:</w:t>
-      </w:r>
-    </w:p>
-    <w:p>
-      <w:r>
-        <w:t>- Data cleaning and preprocessing</w:t>
-      </w:r>
-    </w:p>
-    <w:p>
-      <w:r>
-        <w:t>- Handling missing values and duplicates</w:t>
-      </w:r>
-    </w:p>
-    <w:p>
-      <w:r>
-        <w:t>- Feature preparation</w:t>
-      </w:r>
-    </w:p>
-    <w:p>
-      <w:r>
-        <w:t>- Univariate analysis</w:t>
-      </w:r>
-    </w:p>
-    <w:p>
-      <w:r>
-        <w:t>- Bivariate analysis</w:t>
-      </w:r>
-    </w:p>
-    <w:p>
-      <w:r>
-        <w:t>- Data visualization</w:t>
-      </w:r>
-    </w:p>
-    <w:p>
-      <w:r>
-        <w:t>- Insights extraction</w:t>
-      </w:r>
-    </w:p>
-    <w:p/>
-    <w:p>
-      <w:r>
-        <w:t>---</w:t>
-      </w:r>
+          <w:lang w:val="en-US"/>
+        </w:rPr>
+        <w:t xml:space="preserve"> Objectives</w:t>
+      </w:r>
+    </w:p>
+    <w:p>
+      <w:pPr>
+        <w:rPr>
+          <w:lang w:val="en-US"/>
+        </w:rPr>
+      </w:pPr>
+      <w:r>
+        <w:rPr>
+          <w:lang w:val="en-US"/>
+        </w:rPr>
+        <w:t>- Understand dataset structure</w:t>
+      </w:r>
+    </w:p>
+    <w:p>
+      <w:pPr>
+        <w:rPr>
+          <w:lang w:val="en-US"/>
+        </w:rPr>
+      </w:pPr>
+      <w:r>
+        <w:rPr>
+          <w:lang w:val="en-US"/>
+        </w:rPr>
+        <w:t>- Clean missing and inconsistent data</w:t>
+      </w:r>
+    </w:p>
+    <w:p>
+      <w:pPr>
+        <w:rPr>
+          <w:lang w:val="en-US"/>
+        </w:rPr>
+      </w:pPr>
+      <w:r>
+        <w:rPr>
+          <w:lang w:val="en-US"/>
+        </w:rPr>
+        <w:t>- Perform univariate and bivariate analysis</w:t>
+      </w:r>
+    </w:p>
+    <w:p>
+      <w:pPr>
+        <w:rPr>
+          <w:lang w:val="en-US"/>
+        </w:rPr>
+      </w:pPr>
+      <w:r>
+        <w:rPr>
+          <w:lang w:val="en-US"/>
+        </w:rPr>
+        <w:t>- Conduct statistical tests</w:t>
+      </w:r>
+    </w:p>
+    <w:p>
+      <w:pPr>
+        <w:rPr>
+          <w:lang w:val="en-US"/>
+        </w:rPr>
+      </w:pPr>
+      <w:r>
+        <w:rPr>
+          <w:lang w:val="en-US"/>
+        </w:rPr>
+        <w:t>- Analyze time trends</w:t>
+      </w:r>
+    </w:p>
+    <w:p>
+      <w:pPr>
+        <w:rPr>
+          <w:lang w:val="en-US"/>
+        </w:rPr>
+      </w:pPr>
+      <w:r>
+        <w:rPr>
+          <w:lang w:val="en-US"/>
+        </w:rPr>
+        <w:t>- Engineer new features</w:t>
+      </w:r>
+    </w:p>
+    <w:p>
+      <w:pPr>
+        <w:rPr>
+          <w:lang w:val="en-US"/>
+        </w:rPr>
+      </w:pPr>
+      <w:r>
+        <w:rPr>
+          <w:lang w:val="en-US"/>
+        </w:rPr>
+        <w:t>- Generate actionable insights</w:t>
+      </w:r>
+    </w:p>
+    <w:p>
+      <w:pPr>
+        <w:rPr>
+          <w:lang w:val="en-US"/>
+        </w:rPr>
+      </w:pPr>
     </w:p>
     <w:p>
       <w:pPr>
         <w:rPr>
           <w:b/>
           <w:bCs/>
-        </w:rPr>
-      </w:pPr>
-      <w:r>
-        <w:t xml:space="preserve"> </w:t>
-      </w:r>
+          <w:lang w:val="en-US"/>
+        </w:rPr>
+      </w:pPr>
       <w:r>
         <w:rPr>
           <w:b/>
           <w:bCs/>
+          <w:lang w:val="en-US"/>
         </w:rPr>
         <w:t>Dataset</w:t>
       </w:r>
+    </w:p>
+    <w:p>
+      <w:pPr>
+        <w:rPr>
+          <w:lang w:val="en-US"/>
+        </w:rPr>
+      </w:pPr>
+      <w:r>
+        <w:rPr>
+          <w:lang w:val="en-US"/>
+        </w:rPr>
+        <w:t>Netflix Movies &amp; TV Shows Dataset</w:t>
+      </w:r>
+    </w:p>
+    <w:p>
+      <w:pPr>
+        <w:rPr>
+          <w:lang w:val="en-US"/>
+        </w:rPr>
+      </w:pPr>
     </w:p>
     <w:p>
       <w:pPr>
         <w:rPr>
           <w:b/>
           <w:bCs/>
-          <w:i/>
-          <w:iCs/>
-        </w:rPr>
-      </w:pPr>
-      <w:r>
-        <w:t xml:space="preserve">Dataset: </w:t>
-      </w:r>
+          <w:lang w:val="en-US"/>
+        </w:rPr>
+      </w:pPr>
       <w:r>
         <w:rPr>
           <w:b/>
           <w:bCs/>
-          <w:i/>
-          <w:iCs/>
-        </w:rPr>
-        <w:t>Netflix Movies &amp; TV Shows</w:t>
-      </w:r>
-    </w:p>
-    <w:p/>
-    <w:p>
-      <w:r>
+          <w:lang w:val="en-US"/>
+        </w:rPr>
         <w:t>Features include:</w:t>
       </w:r>
     </w:p>
     <w:p>
-      <w:r>
+      <w:pPr>
+        <w:rPr>
+          <w:lang w:val="en-US"/>
+        </w:rPr>
+      </w:pPr>
+    </w:p>
+    <w:p>
+      <w:pPr>
+        <w:rPr>
+          <w:lang w:val="en-US"/>
+        </w:rPr>
+      </w:pPr>
+      <w:r>
+        <w:rPr>
+          <w:lang w:val="en-US"/>
+        </w:rPr>
+        <w:t>- Type</w:t>
+      </w:r>
+    </w:p>
+    <w:p>
+      <w:pPr>
+        <w:rPr>
+          <w:lang w:val="en-US"/>
+        </w:rPr>
+      </w:pPr>
+      <w:r>
+        <w:rPr>
+          <w:lang w:val="en-US"/>
+        </w:rPr>
         <w:t>- Title</w:t>
       </w:r>
     </w:p>
     <w:p>
-      <w:r>
-        <w:t>- Type (Movie / TV Show)</w:t>
-      </w:r>
-    </w:p>
-    <w:p>
-      <w:r>
+      <w:pPr>
+        <w:rPr>
+          <w:lang w:val="en-US"/>
+        </w:rPr>
+      </w:pPr>
+      <w:r>
+        <w:rPr>
+          <w:lang w:val="en-US"/>
+        </w:rPr>
         <w:t>- Director</w:t>
       </w:r>
     </w:p>
     <w:p>
-      <w:r>
+      <w:pPr>
+        <w:rPr>
+          <w:lang w:val="en-US"/>
+        </w:rPr>
+      </w:pPr>
+      <w:r>
+        <w:rPr>
+          <w:lang w:val="en-US"/>
+        </w:rPr>
+        <w:t>- Cast</w:t>
+      </w:r>
+    </w:p>
+    <w:p>
+      <w:pPr>
+        <w:rPr>
+          <w:lang w:val="en-US"/>
+        </w:rPr>
+      </w:pPr>
+      <w:r>
+        <w:rPr>
+          <w:lang w:val="en-US"/>
+        </w:rPr>
         <w:t>- Country</w:t>
       </w:r>
     </w:p>
     <w:p>
-      <w:r>
+      <w:pPr>
+        <w:rPr>
+          <w:lang w:val="en-US"/>
+        </w:rPr>
+      </w:pPr>
+      <w:r>
+        <w:rPr>
+          <w:lang w:val="en-US"/>
+        </w:rPr>
+        <w:lastRenderedPageBreak/>
         <w:t>- Release Year</w:t>
       </w:r>
     </w:p>
     <w:p>
-      <w:r>
-        <w:lastRenderedPageBreak/>
+      <w:pPr>
+        <w:rPr>
+          <w:lang w:val="en-US"/>
+        </w:rPr>
+      </w:pPr>
+      <w:r>
+        <w:rPr>
+          <w:lang w:val="en-US"/>
+        </w:rPr>
         <w:t>- Rating</w:t>
       </w:r>
     </w:p>
     <w:p>
-      <w:r>
+      <w:pPr>
+        <w:rPr>
+          <w:lang w:val="en-US"/>
+        </w:rPr>
+      </w:pPr>
+      <w:r>
+        <w:rPr>
+          <w:lang w:val="en-US"/>
+        </w:rPr>
         <w:t>- Duration</w:t>
       </w:r>
     </w:p>
     <w:p>
-      <w:r>
+      <w:pPr>
+        <w:rPr>
+          <w:lang w:val="en-US"/>
+        </w:rPr>
+      </w:pPr>
+      <w:r>
+        <w:rPr>
+          <w:lang w:val="en-US"/>
+        </w:rPr>
         <w:t>- Genre</w:t>
       </w:r>
     </w:p>
     <w:p>
-      <w:r>
-        <w:t>- Date Added</w:t>
-      </w:r>
-    </w:p>
-    <w:p>
-      <w:r>
-        <w:t>---</w:t>
-      </w:r>
+      <w:pPr>
+        <w:rPr>
+          <w:lang w:val="en-US"/>
+        </w:rPr>
+      </w:pPr>
     </w:p>
     <w:p>
       <w:pPr>
         <w:rPr>
           <w:b/>
           <w:bCs/>
+          <w:sz w:val="28"/>
+          <w:szCs w:val="28"/>
+          <w:lang w:val="en-US"/>
         </w:rPr>
       </w:pPr>
       <w:r>
         <w:rPr>
           <w:b/>
           <w:bCs/>
-        </w:rPr>
-        <w:t>Project Structure</w:t>
-      </w:r>
-    </w:p>
-    <w:p/>
-    <w:p>
-      <w:r>
-        <w:t>EDA project/</w:t>
-      </w:r>
-    </w:p>
-    <w:p>
-      <w:r>
-        <w:t>│</w:t>
-      </w:r>
-    </w:p>
-    <w:p>
-      <w:r>
-        <w:rPr>
-          <w:rFonts w:ascii="MS Gothic" w:eastAsia="MS Gothic" w:hAnsi="MS Gothic" w:cs="MS Gothic" w:hint="eastAsia"/>
-        </w:rPr>
-        <w:t>├</w:t>
-      </w:r>
-      <w:r>
-        <w:rPr>
-          <w:rFonts w:ascii="Aptos" w:hAnsi="Aptos" w:cs="Aptos"/>
-        </w:rPr>
-        <w:t>──</w:t>
-      </w:r>
-      <w:r>
-        <w:t xml:space="preserve"> data/</w:t>
-      </w:r>
-    </w:p>
-    <w:p>
-      <w:r>
-        <w:t xml:space="preserve">│ </w:t>
-      </w:r>
-      <w:r>
-        <w:rPr>
-          <w:rFonts w:ascii="MS Gothic" w:eastAsia="MS Gothic" w:hAnsi="MS Gothic" w:cs="MS Gothic" w:hint="eastAsia"/>
-        </w:rPr>
-        <w:t>├</w:t>
-      </w:r>
-      <w:r>
-        <w:rPr>
-          <w:rFonts w:ascii="Aptos" w:hAnsi="Aptos" w:cs="Aptos"/>
-        </w:rPr>
-        <w:t>──</w:t>
-      </w:r>
-      <w:r>
-        <w:t xml:space="preserve"> raw/</w:t>
-      </w:r>
-    </w:p>
-    <w:p>
-      <w:r>
-        <w:t>│ └── interim/</w:t>
-      </w:r>
-    </w:p>
-    <w:p>
-      <w:r>
-        <w:t>│ └── cleaned_day2.csv</w:t>
-      </w:r>
-    </w:p>
-    <w:p>
-      <w:r>
-        <w:t>│</w:t>
-      </w:r>
-    </w:p>
-    <w:p>
-      <w:r>
-        <w:rPr>
-          <w:rFonts w:ascii="MS Gothic" w:eastAsia="MS Gothic" w:hAnsi="MS Gothic" w:cs="MS Gothic" w:hint="eastAsia"/>
-        </w:rPr>
-        <w:t>├</w:t>
-      </w:r>
-      <w:r>
-        <w:rPr>
-          <w:rFonts w:ascii="Aptos" w:hAnsi="Aptos" w:cs="Aptos"/>
-        </w:rPr>
-        <w:t>──</w:t>
-      </w:r>
-      <w:r>
-        <w:t xml:space="preserve"> notebooks/</w:t>
-      </w:r>
-    </w:p>
-    <w:p>
-      <w:r>
-        <w:t xml:space="preserve">│ </w:t>
-      </w:r>
-      <w:r>
-        <w:rPr>
-          <w:rFonts w:ascii="MS Gothic" w:eastAsia="MS Gothic" w:hAnsi="MS Gothic" w:cs="MS Gothic" w:hint="eastAsia"/>
-        </w:rPr>
-        <w:t>├</w:t>
-      </w:r>
-      <w:r>
-        <w:rPr>
-          <w:rFonts w:ascii="Aptos" w:hAnsi="Aptos" w:cs="Aptos"/>
-        </w:rPr>
-        <w:t>──</w:t>
-      </w:r>
-      <w:r>
-        <w:t xml:space="preserve"> 02_cleaning_preprocessing.ipynb</w:t>
-      </w:r>
-    </w:p>
-    <w:p>
-      <w:r>
-        <w:t>│ └── 03_univariate_bivariate_eda.ipynb</w:t>
-      </w:r>
-    </w:p>
-    <w:p>
-      <w:r>
-        <w:t>│</w:t>
-      </w:r>
-    </w:p>
-    <w:p>
-      <w:r>
-        <w:rPr>
-          <w:rFonts w:ascii="MS Gothic" w:eastAsia="MS Gothic" w:hAnsi="MS Gothic" w:cs="MS Gothic" w:hint="eastAsia"/>
-        </w:rPr>
-        <w:t>├</w:t>
-      </w:r>
-      <w:r>
-        <w:rPr>
-          <w:rFonts w:ascii="Aptos" w:hAnsi="Aptos" w:cs="Aptos"/>
-        </w:rPr>
-        <w:t>──</w:t>
-      </w:r>
-      <w:r>
-        <w:t xml:space="preserve"> reports/</w:t>
-      </w:r>
-    </w:p>
-    <w:p>
-      <w:r>
-        <w:t>│ └── figures/</w:t>
-      </w:r>
-    </w:p>
-    <w:p>
-      <w:r>
-        <w:t xml:space="preserve">│ </w:t>
-      </w:r>
-      <w:r>
-        <w:rPr>
-          <w:rFonts w:ascii="MS Gothic" w:eastAsia="MS Gothic" w:hAnsi="MS Gothic" w:cs="MS Gothic" w:hint="eastAsia"/>
-        </w:rPr>
-        <w:t>├</w:t>
-      </w:r>
-      <w:r>
-        <w:rPr>
-          <w:rFonts w:ascii="Aptos" w:hAnsi="Aptos" w:cs="Aptos"/>
-        </w:rPr>
-        <w:t>──</w:t>
-      </w:r>
-      <w:r>
-        <w:t xml:space="preserve"> type_count.png</w:t>
-      </w:r>
-    </w:p>
-    <w:p>
-      <w:r>
-        <w:t xml:space="preserve">│ </w:t>
-      </w:r>
-      <w:r>
-        <w:rPr>
-          <w:rFonts w:ascii="MS Gothic" w:eastAsia="MS Gothic" w:hAnsi="MS Gothic" w:cs="MS Gothic" w:hint="eastAsia"/>
-        </w:rPr>
-        <w:t>├</w:t>
-      </w:r>
-      <w:r>
-        <w:rPr>
-          <w:rFonts w:ascii="Aptos" w:hAnsi="Aptos" w:cs="Aptos"/>
-        </w:rPr>
-        <w:t>──</w:t>
-      </w:r>
-      <w:r>
-        <w:t xml:space="preserve"> rating_distribution.png</w:t>
-      </w:r>
-    </w:p>
-    <w:p>
-      <w:r>
-        <w:t xml:space="preserve">│ </w:t>
-      </w:r>
-      <w:r>
-        <w:rPr>
-          <w:rFonts w:ascii="MS Gothic" w:eastAsia="MS Gothic" w:hAnsi="MS Gothic" w:cs="MS Gothic" w:hint="eastAsia"/>
-        </w:rPr>
-        <w:t>├</w:t>
-      </w:r>
-      <w:r>
-        <w:rPr>
-          <w:rFonts w:ascii="Aptos" w:hAnsi="Aptos" w:cs="Aptos"/>
-        </w:rPr>
-        <w:t>──</w:t>
-      </w:r>
-      <w:r>
-        <w:t xml:space="preserve"> heatmap.png</w:t>
-      </w:r>
-    </w:p>
-    <w:p>
-      <w:r>
-        <w:t>│ └── ...</w:t>
-      </w:r>
-    </w:p>
-    <w:p>
-      <w:r>
-        <w:t>│</w:t>
-      </w:r>
-    </w:p>
-    <w:p>
-      <w:r>
-        <w:t>└── README.md</w:t>
-      </w:r>
-    </w:p>
-    <w:p>
-      <w:r>
-        <w:t>---</w:t>
-      </w:r>
-    </w:p>
-    <w:p/>
-    <w:p>
-      <w:pPr>
+          <w:sz w:val="28"/>
+          <w:szCs w:val="28"/>
+          <w:lang w:val="en-US"/>
+        </w:rPr>
+        <w:t xml:space="preserve"> Project Workflow</w:t>
+      </w:r>
+    </w:p>
+    <w:p>
+      <w:pPr>
+        <w:rPr>
+          <w:lang w:val="en-US"/>
+        </w:rPr>
+      </w:pPr>
+    </w:p>
+    <w:p>
+      <w:pPr>
+        <w:pStyle w:val="ListParagraph"/>
+        <w:numPr>
+          <w:ilvl w:val="0"/>
+          <w:numId w:val="6"/>
+        </w:numPr>
         <w:rPr>
           <w:b/>
           <w:bCs/>
-        </w:rPr>
-      </w:pPr>
-      <w:r>
-        <w:lastRenderedPageBreak/>
-        <w:t xml:space="preserve"> </w:t>
-      </w:r>
+          <w:lang w:val="en-US"/>
+        </w:rPr>
+      </w:pPr>
       <w:r>
         <w:rPr>
           <w:b/>
           <w:bCs/>
-        </w:rPr>
-        <w:t>Day 2 – Data Cleaning &amp; Preprocessing</w:t>
-      </w:r>
-    </w:p>
-    <w:p/>
-    <w:p>
-      <w:r>
-        <w:t>Tasks completed:</w:t>
-      </w:r>
-    </w:p>
-    <w:p/>
-    <w:p>
-      <w:r>
-        <w:rPr>
-          <w:rFonts w:ascii="Segoe UI Symbol" w:hAnsi="Segoe UI Symbol" w:cs="Segoe UI Symbol"/>
-        </w:rPr>
-        <w:t>✔</w:t>
-      </w:r>
-      <w:r>
-        <w:t xml:space="preserve"> Loaded dataset using Pandas  </w:t>
-      </w:r>
-    </w:p>
-    <w:p>
-      <w:r>
-        <w:rPr>
-          <w:rFonts w:ascii="Segoe UI Symbol" w:hAnsi="Segoe UI Symbol" w:cs="Segoe UI Symbol"/>
-        </w:rPr>
-        <w:t>✔</w:t>
-      </w:r>
-      <w:r>
-        <w:t xml:space="preserve"> Checked dataset information (`info()`)  </w:t>
-      </w:r>
-    </w:p>
-    <w:p>
-      <w:r>
-        <w:rPr>
-          <w:rFonts w:ascii="Segoe UI Symbol" w:hAnsi="Segoe UI Symbol" w:cs="Segoe UI Symbol"/>
-        </w:rPr>
-        <w:t>✔</w:t>
-      </w:r>
-      <w:r>
-        <w:t xml:space="preserve"> Identified missing values  </w:t>
-      </w:r>
-    </w:p>
-    <w:p>
-      <w:r>
-        <w:rPr>
-          <w:rFonts w:ascii="Segoe UI Symbol" w:hAnsi="Segoe UI Symbol" w:cs="Segoe UI Symbol"/>
-        </w:rPr>
-        <w:t>✔</w:t>
-      </w:r>
-      <w:r>
-        <w:t xml:space="preserve"> Handled null values  </w:t>
-      </w:r>
-    </w:p>
-    <w:p>
-      <w:r>
-        <w:rPr>
-          <w:rFonts w:ascii="Segoe UI Symbol" w:hAnsi="Segoe UI Symbol" w:cs="Segoe UI Symbol"/>
-        </w:rPr>
-        <w:t>✔</w:t>
-      </w:r>
-      <w:r>
-        <w:t xml:space="preserve"> Removed duplicates  </w:t>
-      </w:r>
-    </w:p>
-    <w:p>
-      <w:r>
-        <w:rPr>
-          <w:rFonts w:ascii="Segoe UI Symbol" w:hAnsi="Segoe UI Symbol" w:cs="Segoe UI Symbol"/>
-        </w:rPr>
-        <w:t>✔</w:t>
-      </w:r>
-      <w:r>
-        <w:t xml:space="preserve"> Cleaned columns  </w:t>
-      </w:r>
-    </w:p>
-    <w:p>
-      <w:r>
-        <w:rPr>
-          <w:rFonts w:ascii="Segoe UI Symbol" w:hAnsi="Segoe UI Symbol" w:cs="Segoe UI Symbol"/>
-        </w:rPr>
-        <w:t>✔</w:t>
-      </w:r>
-      <w:r>
-        <w:t xml:space="preserve"> Saved cleaned dataset into:</w:t>
-      </w:r>
-    </w:p>
-    <w:p/>
-    <w:p>
-      <w:r>
-        <w:t>```text</w:t>
-      </w:r>
-    </w:p>
-    <w:p>
-      <w:r>
-        <w:t>data/interim/cleaned_day2.csv</w:t>
-      </w:r>
-    </w:p>
-    <w:p>
-      <w:r>
-        <w:t>```</w:t>
-      </w:r>
-    </w:p>
-    <w:p/>
-    <w:p>
-      <w:r>
-        <w:t>Output:</w:t>
-      </w:r>
-    </w:p>
-    <w:p/>
-    <w:p>
-      <w:r>
-        <w:t>```text</w:t>
-      </w:r>
-    </w:p>
-    <w:p>
-      <w:r>
-        <w:t>02_cleaning_preprocessing.ipynb</w:t>
-      </w:r>
-    </w:p>
-    <w:p>
-      <w:r>
-        <w:t>```</w:t>
-      </w:r>
-    </w:p>
-    <w:p/>
-    <w:p>
-      <w:r>
-        <w:t>---</w:t>
-      </w:r>
-    </w:p>
-    <w:p/>
-    <w:p/>
-    <w:p/>
-    <w:p>
-      <w:pPr>
+          <w:lang w:val="en-US"/>
+        </w:rPr>
+        <w:t>Day 1:</w:t>
+      </w:r>
+    </w:p>
+    <w:p>
+      <w:pPr>
+        <w:rPr>
+          <w:lang w:val="en-US"/>
+        </w:rPr>
+      </w:pPr>
+      <w:r>
+        <w:rPr>
+          <w:lang w:val="en-US"/>
+        </w:rPr>
+        <w:t>- Dataset loading</w:t>
+      </w:r>
+    </w:p>
+    <w:p>
+      <w:pPr>
+        <w:rPr>
+          <w:lang w:val="en-US"/>
+        </w:rPr>
+      </w:pPr>
+      <w:r>
+        <w:rPr>
+          <w:lang w:val="en-US"/>
+        </w:rPr>
+        <w:t>- Initial exploration</w:t>
+      </w:r>
+    </w:p>
+    <w:p>
+      <w:pPr>
+        <w:rPr>
+          <w:lang w:val="en-US"/>
+        </w:rPr>
+      </w:pPr>
+      <w:r>
+        <w:rPr>
+          <w:lang w:val="en-US"/>
+        </w:rPr>
+        <w:t>- Missing value analysis</w:t>
+      </w:r>
+    </w:p>
+    <w:p>
+      <w:pPr>
+        <w:rPr>
+          <w:lang w:val="en-US"/>
+        </w:rPr>
+      </w:pPr>
+    </w:p>
+    <w:p>
+      <w:pPr>
+        <w:pStyle w:val="ListParagraph"/>
+        <w:numPr>
+          <w:ilvl w:val="0"/>
+          <w:numId w:val="6"/>
+        </w:numPr>
         <w:rPr>
           <w:b/>
           <w:bCs/>
-        </w:rPr>
-      </w:pPr>
-      <w:r>
-        <w:t xml:space="preserve"> </w:t>
-      </w:r>
+          <w:lang w:val="en-US"/>
+        </w:rPr>
+      </w:pPr>
       <w:r>
         <w:rPr>
           <w:b/>
           <w:bCs/>
-        </w:rPr>
-        <w:t>Day 3 – Univariate &amp; Bivariate EDA</w:t>
-      </w:r>
-    </w:p>
-    <w:p/>
-    <w:p>
-      <w:r>
-        <w:t>Tasks completed:</w:t>
-      </w:r>
-    </w:p>
-    <w:p/>
-    <w:p>
-      <w:pPr>
+          <w:lang w:val="en-US"/>
+        </w:rPr>
+        <w:t>Day 2:</w:t>
+      </w:r>
+    </w:p>
+    <w:p>
+      <w:pPr>
+        <w:rPr>
+          <w:lang w:val="en-US"/>
+        </w:rPr>
+      </w:pPr>
+      <w:r>
+        <w:rPr>
+          <w:lang w:val="en-US"/>
+        </w:rPr>
+        <w:t>- Data cleaning</w:t>
+      </w:r>
+    </w:p>
+    <w:p>
+      <w:pPr>
+        <w:rPr>
+          <w:lang w:val="en-US"/>
+        </w:rPr>
+      </w:pPr>
+      <w:r>
+        <w:rPr>
+          <w:lang w:val="en-US"/>
+        </w:rPr>
+        <w:t>- Handling null values</w:t>
+      </w:r>
+    </w:p>
+    <w:p>
+      <w:pPr>
+        <w:rPr>
+          <w:lang w:val="en-US"/>
+        </w:rPr>
+      </w:pPr>
+      <w:r>
+        <w:rPr>
+          <w:lang w:val="en-US"/>
+        </w:rPr>
+        <w:t>- Duplicate removal</w:t>
+      </w:r>
+    </w:p>
+    <w:p>
+      <w:pPr>
+        <w:rPr>
+          <w:lang w:val="en-US"/>
+        </w:rPr>
+      </w:pPr>
+      <w:r>
+        <w:rPr>
+          <w:lang w:val="en-US"/>
+        </w:rPr>
+        <w:t>- Datatype correction</w:t>
+      </w:r>
+    </w:p>
+    <w:p>
+      <w:pPr>
+        <w:rPr>
+          <w:lang w:val="en-US"/>
+        </w:rPr>
+      </w:pPr>
+    </w:p>
+    <w:p>
+      <w:pPr>
+        <w:pStyle w:val="ListParagraph"/>
+        <w:numPr>
+          <w:ilvl w:val="0"/>
+          <w:numId w:val="6"/>
+        </w:numPr>
         <w:rPr>
           <w:b/>
           <w:bCs/>
-        </w:rPr>
-      </w:pPr>
-      <w:r>
-        <w:t xml:space="preserve"> </w:t>
-      </w:r>
+          <w:lang w:val="en-US"/>
+        </w:rPr>
+      </w:pPr>
       <w:r>
         <w:rPr>
           <w:b/>
           <w:bCs/>
-        </w:rPr>
-        <w:t>Univariate Analysis</w:t>
-      </w:r>
-    </w:p>
-    <w:p>
-      <w:r>
-        <w:t>- Distribution of Movies vs TV Shows</w:t>
-      </w:r>
-    </w:p>
-    <w:p>
-      <w:r>
-        <w:t>- Rating distribution</w:t>
-      </w:r>
-    </w:p>
-    <w:p>
-      <w:r>
-        <w:t>- Release year distribution</w:t>
-      </w:r>
-    </w:p>
-    <w:p>
-      <w:r>
-        <w:t>- Top countries</w:t>
-      </w:r>
-    </w:p>
-    <w:p>
-      <w:r>
-        <w:t>- Movie duration analysis</w:t>
-      </w:r>
-    </w:p>
-    <w:p/>
-    <w:p>
-      <w:pPr>
+          <w:lang w:val="en-US"/>
+        </w:rPr>
+        <w:t>Day 3:</w:t>
+      </w:r>
+    </w:p>
+    <w:p>
+      <w:pPr>
+        <w:rPr>
+          <w:lang w:val="en-US"/>
+        </w:rPr>
+      </w:pPr>
+      <w:r>
+        <w:rPr>
+          <w:lang w:val="en-US"/>
+        </w:rPr>
+        <w:t>- Univariate Analysis</w:t>
+      </w:r>
+    </w:p>
+    <w:p>
+      <w:pPr>
+        <w:rPr>
+          <w:lang w:val="en-US"/>
+        </w:rPr>
+      </w:pPr>
+      <w:r>
+        <w:rPr>
+          <w:lang w:val="en-US"/>
+        </w:rPr>
+        <w:t>- Bivariate Analysis</w:t>
+      </w:r>
+    </w:p>
+    <w:p>
+      <w:pPr>
+        <w:rPr>
+          <w:lang w:val="en-US"/>
+        </w:rPr>
+      </w:pPr>
+      <w:r>
+        <w:rPr>
+          <w:lang w:val="en-US"/>
+        </w:rPr>
+        <w:t>- Visualizations</w:t>
+      </w:r>
+    </w:p>
+    <w:p>
+      <w:pPr>
+        <w:rPr>
+          <w:lang w:val="en-US"/>
+        </w:rPr>
+      </w:pPr>
+    </w:p>
+    <w:p>
+      <w:pPr>
+        <w:pStyle w:val="ListParagraph"/>
+        <w:numPr>
+          <w:ilvl w:val="0"/>
+          <w:numId w:val="6"/>
+        </w:numPr>
         <w:rPr>
           <w:b/>
           <w:bCs/>
+          <w:lang w:val="en-US"/>
         </w:rPr>
       </w:pPr>
       <w:r>
         <w:rPr>
           <w:b/>
           <w:bCs/>
-        </w:rPr>
-        <w:t>Bivariate Analysis</w:t>
-      </w:r>
-    </w:p>
-    <w:p>
-      <w:r>
-        <w:t>- Type vs Rating</w:t>
-      </w:r>
-    </w:p>
-    <w:p>
-      <w:r>
-        <w:t>- Country vs Content Type</w:t>
-      </w:r>
-    </w:p>
-    <w:p>
-      <w:r>
-        <w:t>- Release Year vs Type</w:t>
-      </w:r>
-    </w:p>
-    <w:p>
-      <w:r>
-        <w:t>- Correlation Heatmap</w:t>
-      </w:r>
-    </w:p>
-    <w:p>
-      <w:pPr>
+          <w:lang w:val="en-US"/>
+        </w:rPr>
+        <w:t>Day 4:</w:t>
+      </w:r>
+    </w:p>
+    <w:p>
+      <w:pPr>
+        <w:rPr>
+          <w:lang w:val="en-US"/>
+        </w:rPr>
+      </w:pPr>
+      <w:r>
+        <w:rPr>
+          <w:lang w:val="en-US"/>
+        </w:rPr>
+        <w:t>- Statistical Tests</w:t>
+      </w:r>
+    </w:p>
+    <w:p>
+      <w:pPr>
+        <w:rPr>
+          <w:lang w:val="en-US"/>
+        </w:rPr>
+      </w:pPr>
+      <w:r>
+        <w:rPr>
+          <w:lang w:val="en-US"/>
+        </w:rPr>
+        <w:t xml:space="preserve">  - T-test</w:t>
+      </w:r>
+    </w:p>
+    <w:p>
+      <w:pPr>
+        <w:rPr>
+          <w:lang w:val="en-US"/>
+        </w:rPr>
+      </w:pPr>
+      <w:r>
+        <w:rPr>
+          <w:lang w:val="en-US"/>
+        </w:rPr>
+        <w:t xml:space="preserve">  - ANOVA</w:t>
+      </w:r>
+    </w:p>
+    <w:p>
+      <w:pPr>
+        <w:rPr>
+          <w:lang w:val="en-US"/>
+        </w:rPr>
+      </w:pPr>
+      <w:r>
+        <w:rPr>
+          <w:lang w:val="en-US"/>
+        </w:rPr>
+        <w:t xml:space="preserve">  - Chi-square</w:t>
+      </w:r>
+    </w:p>
+    <w:p>
+      <w:pPr>
+        <w:rPr>
+          <w:lang w:val="en-US"/>
+        </w:rPr>
+      </w:pPr>
+      <w:r>
+        <w:rPr>
+          <w:lang w:val="en-US"/>
+        </w:rPr>
+        <w:lastRenderedPageBreak/>
+        <w:t>- Time-based EDA</w:t>
+      </w:r>
+    </w:p>
+    <w:p>
+      <w:pPr>
+        <w:rPr>
+          <w:lang w:val="en-US"/>
+        </w:rPr>
+      </w:pPr>
+      <w:r>
+        <w:rPr>
+          <w:lang w:val="en-US"/>
+        </w:rPr>
+        <w:t>- Feature Engineering</w:t>
+      </w:r>
+    </w:p>
+    <w:p>
+      <w:pPr>
+        <w:rPr>
+          <w:lang w:val="en-US"/>
+        </w:rPr>
+      </w:pPr>
+    </w:p>
+    <w:p>
+      <w:pPr>
+        <w:pStyle w:val="ListParagraph"/>
+        <w:numPr>
+          <w:ilvl w:val="0"/>
+          <w:numId w:val="6"/>
+        </w:numPr>
         <w:rPr>
           <w:b/>
           <w:bCs/>
+          <w:lang w:val="en-US"/>
         </w:rPr>
       </w:pPr>
       <w:r>
         <w:rPr>
           <w:b/>
           <w:bCs/>
-        </w:rPr>
-        <w:t>Created visualizations using:</w:t>
-      </w:r>
-    </w:p>
-    <w:p>
-      <w:r>
-        <w:t>- Matplotlib</w:t>
-      </w:r>
-    </w:p>
-    <w:p>
-      <w:r>
-        <w:t>- Seaborn</w:t>
-      </w:r>
-    </w:p>
-    <w:p/>
-    <w:p>
-      <w:r>
-        <w:t>Saved plots into:</w:t>
-      </w:r>
-    </w:p>
-    <w:p>
-      <w:r>
-        <w:t>```text</w:t>
-      </w:r>
-    </w:p>
-    <w:p>
-      <w:r>
-        <w:t>reports/figures/</w:t>
-      </w:r>
-    </w:p>
-    <w:p>
-      <w:r>
-        <w:t>```</w:t>
-      </w:r>
-    </w:p>
-    <w:p/>
-    <w:p>
-      <w:r>
-        <w:t>Output</w:t>
-      </w:r>
-      <w:r>
-        <w:t>:</w:t>
-      </w:r>
-    </w:p>
-    <w:p>
-      <w:r>
-        <w:t>T</w:t>
-      </w:r>
-      <w:r>
-        <w:t>ext</w:t>
-      </w:r>
-    </w:p>
-    <w:p>
-      <w:r>
-        <w:t>03_univariate_bivariate_eda.ipynb</w:t>
-      </w:r>
-    </w:p>
-    <w:p>
-      <w:r>
-        <w:t>```---</w:t>
-      </w:r>
-    </w:p>
-    <w:p/>
+          <w:lang w:val="en-US"/>
+        </w:rPr>
+        <w:t>Day 5:</w:t>
+      </w:r>
+    </w:p>
+    <w:p>
+      <w:pPr>
+        <w:rPr>
+          <w:lang w:val="en-US"/>
+        </w:rPr>
+      </w:pPr>
+      <w:r>
+        <w:rPr>
+          <w:lang w:val="en-US"/>
+        </w:rPr>
+        <w:t>- Final insights</w:t>
+      </w:r>
+    </w:p>
+    <w:p>
+      <w:pPr>
+        <w:rPr>
+          <w:lang w:val="en-US"/>
+        </w:rPr>
+      </w:pPr>
+      <w:r>
+        <w:rPr>
+          <w:lang w:val="en-US"/>
+        </w:rPr>
+        <w:t>- Notebook cleanup</w:t>
+      </w:r>
+    </w:p>
+    <w:p>
+      <w:pPr>
+        <w:rPr>
+          <w:lang w:val="en-US"/>
+        </w:rPr>
+      </w:pPr>
+      <w:r>
+        <w:rPr>
+          <w:lang w:val="en-US"/>
+        </w:rPr>
+        <w:t>- README completion</w:t>
+      </w:r>
+    </w:p>
+    <w:p>
+      <w:pPr>
+        <w:rPr>
+          <w:lang w:val="en-US"/>
+        </w:rPr>
+      </w:pPr>
+    </w:p>
+    <w:p>
+      <w:pPr>
+        <w:rPr>
+          <w:lang w:val="en-US"/>
+        </w:rPr>
+      </w:pPr>
+    </w:p>
+    <w:p>
+      <w:pPr>
+        <w:rPr>
+          <w:lang w:val="en-US"/>
+        </w:rPr>
+      </w:pPr>
+    </w:p>
     <w:p>
       <w:pPr>
         <w:rPr>
           <w:b/>
           <w:bCs/>
+          <w:sz w:val="32"/>
+          <w:szCs w:val="32"/>
+          <w:lang w:val="en-US"/>
         </w:rPr>
       </w:pPr>
       <w:r>
         <w:rPr>
           <w:b/>
           <w:bCs/>
-        </w:rPr>
-        <w:t>Key Insights</w:t>
-      </w:r>
-    </w:p>
-    <w:p/>
-    <w:p>
-      <w:r>
-        <w:t>- Movies dominate Netflix content</w:t>
-      </w:r>
-    </w:p>
-    <w:p>
-      <w:r>
-        <w:t>- TV-MA is the most frequent rating</w:t>
-      </w:r>
-    </w:p>
-    <w:p>
-      <w:r>
-        <w:t>- USA contributes the highest amount of content</w:t>
-      </w:r>
-    </w:p>
-    <w:p>
-      <w:r>
-        <w:t>- Netflix content increased significantly after 2015</w:t>
-      </w:r>
-    </w:p>
-    <w:p>
-      <w:r>
-        <w:t>- Most movies have durations between 80–120 minutes</w:t>
-      </w:r>
-    </w:p>
-    <w:p>
-      <w:r>
-        <w:t>- Numerical features show weak correlation</w:t>
-      </w:r>
-    </w:p>
-    <w:p/>
-    <w:p>
-      <w:r>
-        <w:t>---</w:t>
-      </w:r>
+          <w:sz w:val="32"/>
+          <w:szCs w:val="32"/>
+          <w:lang w:val="en-US"/>
+        </w:rPr>
+        <w:t xml:space="preserve"> Tools Used</w:t>
+      </w:r>
+    </w:p>
+    <w:p>
+      <w:pPr>
+        <w:rPr>
+          <w:lang w:val="en-US"/>
+        </w:rPr>
+      </w:pPr>
+    </w:p>
+    <w:p>
+      <w:pPr>
+        <w:rPr>
+          <w:lang w:val="en-US"/>
+        </w:rPr>
+      </w:pPr>
+      <w:r>
+        <w:rPr>
+          <w:lang w:val="en-US"/>
+        </w:rPr>
+        <w:t>Python</w:t>
+      </w:r>
+    </w:p>
+    <w:p>
+      <w:pPr>
+        <w:rPr>
+          <w:lang w:val="en-US"/>
+        </w:rPr>
+      </w:pPr>
     </w:p>
     <w:p>
       <w:pPr>
         <w:rPr>
           <w:b/>
           <w:bCs/>
+          <w:lang w:val="en-US"/>
         </w:rPr>
       </w:pPr>
       <w:r>
         <w:rPr>
           <w:b/>
           <w:bCs/>
-        </w:rPr>
-        <w:t>Tools &amp; Libraries Used</w:t>
-      </w:r>
-    </w:p>
-    <w:p/>
-    <w:p>
-      <w:r>
-        <w:t>- Python</w:t>
-      </w:r>
-    </w:p>
-    <w:p>
-      <w:r>
+          <w:lang w:val="en-US"/>
+        </w:rPr>
+        <w:t>Libraries:</w:t>
+      </w:r>
+    </w:p>
+    <w:p>
+      <w:pPr>
+        <w:rPr>
+          <w:lang w:val="en-US"/>
+        </w:rPr>
+      </w:pPr>
+      <w:r>
+        <w:rPr>
+          <w:lang w:val="en-US"/>
+        </w:rPr>
         <w:t>- Pandas</w:t>
       </w:r>
     </w:p>
     <w:p>
-      <w:r>
+      <w:pPr>
+        <w:rPr>
+          <w:lang w:val="en-US"/>
+        </w:rPr>
+      </w:pPr>
+      <w:r>
+        <w:rPr>
+          <w:lang w:val="en-US"/>
+        </w:rPr>
         <w:t>- NumPy</w:t>
       </w:r>
     </w:p>
     <w:p>
-      <w:r>
+      <w:pPr>
+        <w:rPr>
+          <w:lang w:val="en-US"/>
+        </w:rPr>
+      </w:pPr>
+      <w:r>
+        <w:rPr>
+          <w:lang w:val="en-US"/>
+        </w:rPr>
         <w:t>- Matplotlib</w:t>
       </w:r>
     </w:p>
     <w:p>
-      <w:r>
+      <w:pPr>
+        <w:rPr>
+          <w:lang w:val="en-US"/>
+        </w:rPr>
+      </w:pPr>
+      <w:r>
+        <w:rPr>
+          <w:lang w:val="en-US"/>
+        </w:rPr>
         <w:t>- Seaborn</w:t>
       </w:r>
     </w:p>
     <w:p>
-      <w:r>
-        <w:t>- Jupyter Notebook</w:t>
-      </w:r>
-    </w:p>
-    <w:p>
-      <w:r>
-        <w:t>- Git &amp; GitHub</w:t>
-      </w:r>
-    </w:p>
-    <w:p/>
-    <w:p>
-      <w:r>
+      <w:pPr>
+        <w:rPr>
+          <w:lang w:val="en-US"/>
+        </w:rPr>
+      </w:pPr>
+      <w:r>
+        <w:rPr>
+          <w:lang w:val="en-US"/>
+        </w:rPr>
+        <w:t xml:space="preserve">- </w:t>
+      </w:r>
+      <w:proofErr w:type="spellStart"/>
+      <w:r>
+        <w:rPr>
+          <w:lang w:val="en-US"/>
+        </w:rPr>
+        <w:t>Scipy</w:t>
+      </w:r>
+      <w:proofErr w:type="spellEnd"/>
+    </w:p>
+    <w:p>
+      <w:pPr>
+        <w:rPr>
+          <w:lang w:val="en-US"/>
+        </w:rPr>
+      </w:pPr>
+    </w:p>
+    <w:p>
+      <w:pPr>
+        <w:rPr>
+          <w:lang w:val="en-US"/>
+        </w:rPr>
+      </w:pPr>
+      <w:r>
+        <w:rPr>
+          <w:lang w:val="en-US"/>
+        </w:rPr>
         <w:t>---</w:t>
       </w:r>
     </w:p>
-    <w:p/>
+    <w:p>
+      <w:pPr>
+        <w:rPr>
+          <w:lang w:val="en-US"/>
+        </w:rPr>
+      </w:pPr>
+    </w:p>
     <w:p>
       <w:pPr>
         <w:rPr>
           <w:b/>
           <w:bCs/>
+          <w:lang w:val="en-US"/>
         </w:rPr>
       </w:pPr>
       <w:r>
         <w:rPr>
           <w:b/>
           <w:bCs/>
-        </w:rPr>
-        <w:t>Future Work</w:t>
-      </w:r>
-    </w:p>
-    <w:p/>
-    <w:p>
-      <w:r>
-        <w:t>Upcoming tasks:</w:t>
-      </w:r>
-    </w:p>
-    <w:p>
-      <w:r>
-        <w:t>- Statistical testing</w:t>
-      </w:r>
-    </w:p>
-    <w:p>
-      <w:r>
-        <w:t>- Time-based EDA</w:t>
-      </w:r>
-    </w:p>
-    <w:p>
-      <w:r>
+          <w:lang w:val="en-US"/>
+        </w:rPr>
+        <w:t>Key Insights</w:t>
+      </w:r>
+    </w:p>
+    <w:p>
+      <w:pPr>
+        <w:rPr>
+          <w:lang w:val="en-US"/>
+        </w:rPr>
+      </w:pPr>
+    </w:p>
+    <w:p>
+      <w:pPr>
+        <w:rPr>
+          <w:lang w:val="en-US"/>
+        </w:rPr>
+      </w:pPr>
+      <w:r>
+        <w:rPr>
+          <w:lang w:val="en-US"/>
+        </w:rPr>
+        <w:t>1. Movies dominate Netflix content.</w:t>
+      </w:r>
+    </w:p>
+    <w:p>
+      <w:pPr>
+        <w:rPr>
+          <w:lang w:val="en-US"/>
+        </w:rPr>
+      </w:pPr>
+      <w:r>
+        <w:rPr>
+          <w:lang w:val="en-US"/>
+        </w:rPr>
+        <w:t>2. TV-MA is the most common rating.</w:t>
+      </w:r>
+    </w:p>
+    <w:p>
+      <w:pPr>
+        <w:rPr>
+          <w:lang w:val="en-US"/>
+        </w:rPr>
+      </w:pPr>
+      <w:r>
+        <w:rPr>
+          <w:lang w:val="en-US"/>
+        </w:rPr>
+        <w:t>3. USA contributes maximum content.</w:t>
+      </w:r>
+    </w:p>
+    <w:p>
+      <w:pPr>
+        <w:rPr>
+          <w:lang w:val="en-US"/>
+        </w:rPr>
+      </w:pPr>
+      <w:r>
+        <w:rPr>
+          <w:lang w:val="en-US"/>
+        </w:rPr>
         <w:lastRenderedPageBreak/>
-        <w:t>- Feature engineering</w:t>
-      </w:r>
-    </w:p>
-    <w:p>
-      <w:r>
-        <w:t>- Final cleaned dataset</w:t>
-      </w:r>
-    </w:p>
-    <w:p>
-      <w:r>
-        <w:t>- Advanced analysis</w:t>
-      </w:r>
-    </w:p>
-    <w:p/>
-    <w:p>
-      <w:r>
+        <w:t>4. Content additions increased after 2015.</w:t>
+      </w:r>
+    </w:p>
+    <w:p>
+      <w:pPr>
+        <w:rPr>
+          <w:lang w:val="en-US"/>
+        </w:rPr>
+      </w:pPr>
+      <w:r>
+        <w:rPr>
+          <w:lang w:val="en-US"/>
+        </w:rPr>
+        <w:t>5. Drama genre appears most frequently.</w:t>
+      </w:r>
+    </w:p>
+    <w:p>
+      <w:pPr>
+        <w:rPr>
+          <w:lang w:val="en-US"/>
+        </w:rPr>
+      </w:pPr>
+    </w:p>
+    <w:p>
+      <w:pPr>
+        <w:rPr>
+          <w:lang w:val="en-US"/>
+        </w:rPr>
+      </w:pPr>
+    </w:p>
+    <w:p>
+      <w:pPr>
+        <w:rPr>
+          <w:b/>
+          <w:bCs/>
+          <w:lang w:val="en-US"/>
+        </w:rPr>
+      </w:pPr>
+      <w:r>
+        <w:rPr>
+          <w:b/>
+          <w:bCs/>
+          <w:lang w:val="en-US"/>
+        </w:rPr>
+        <w:t xml:space="preserve"> Conclusion</w:t>
+      </w:r>
+    </w:p>
+    <w:p>
+      <w:pPr>
+        <w:rPr>
+          <w:lang w:val="en-US"/>
+        </w:rPr>
+      </w:pPr>
+    </w:p>
+    <w:p>
+      <w:pPr>
+        <w:rPr>
+          <w:lang w:val="en-US"/>
+        </w:rPr>
+      </w:pPr>
+      <w:r>
+        <w:rPr>
+          <w:lang w:val="en-US"/>
+        </w:rPr>
+        <w:t>The analysis reveals trends in Netflix content production, ratings distribution, and country contributions, helping understand content patterns and viewer targeting.</w:t>
+      </w:r>
+    </w:p>
+    <w:p>
+      <w:pPr>
+        <w:rPr>
+          <w:lang w:val="en-US"/>
+        </w:rPr>
+      </w:pPr>
+    </w:p>
+    <w:p>
+      <w:pPr>
+        <w:rPr>
+          <w:lang w:val="en-US"/>
+        </w:rPr>
+      </w:pPr>
+      <w:r>
+        <w:rPr>
+          <w:lang w:val="en-US"/>
+        </w:rPr>
         <w:t>---</w:t>
       </w:r>
     </w:p>
-    <w:p/>
-    <w:p>
-      <w:r>
-        <w:t>Author</w:t>
-      </w:r>
-    </w:p>
-    <w:p>
-      <w:r>
+    <w:p>
+      <w:pPr>
+        <w:rPr>
+          <w:lang w:val="en-US"/>
+        </w:rPr>
+      </w:pPr>
+    </w:p>
+    <w:p>
+      <w:pPr>
+        <w:rPr>
+          <w:b/>
+          <w:bCs/>
+          <w:lang w:val="en-US"/>
+        </w:rPr>
+      </w:pPr>
+      <w:r>
+        <w:rPr>
+          <w:b/>
+          <w:bCs/>
+          <w:lang w:val="en-US"/>
+        </w:rPr>
+        <w:t xml:space="preserve"> Author</w:t>
+      </w:r>
+    </w:p>
+    <w:p>
+      <w:pPr>
+        <w:rPr>
+          <w:lang w:val="en-US"/>
+        </w:rPr>
+      </w:pPr>
+      <w:proofErr w:type="spellStart"/>
+      <w:r>
+        <w:rPr>
+          <w:lang w:val="en-US"/>
+        </w:rPr>
         <w:t>Faesa</w:t>
       </w:r>
-    </w:p>
-    <w:p/>
-    <w:p>
-      <w:r>
-        <w:t>Created as part of a Data Analytics / EDA learning project.</w:t>
-      </w:r>
+      <w:proofErr w:type="spellEnd"/>
     </w:p>
     <w:sectPr>
       <w:pgSz w:w="11906" w:h="16838"/>
@@ -934,6 +1181,232 @@
 <file path=word/numbering.xml><?xml version="1.0" encoding="utf-8"?>
 <w:numbering xmlns:wpc="http://schemas.microsoft.com/office/word/2010/wordprocessingCanvas" xmlns:cx="http://schemas.microsoft.com/office/drawing/2014/chartex" xmlns:cx1="http://schemas.microsoft.com/office/drawing/2015/9/8/chartex" xmlns:cx2="http://schemas.microsoft.com/office/drawing/2015/10/21/chartex" xmlns:cx3="http://schemas.microsoft.com/office/drawing/2016/5/9/chartex" xmlns:cx4="http://schemas.microsoft.com/office/drawing/2016/5/10/chartex" xmlns:cx5="http://schemas.microsoft.com/office/drawing/2016/5/11/chartex" xmlns:cx6="http://schemas.microsoft.com/office/drawing/2016/5/12/chartex" xmlns:cx7="http://schemas.microsoft.com/office/drawing/2016/5/13/chartex" xmlns:cx8="http://schemas.microsoft.com/office/drawing/2016/5/14/chartex" xmlns:mc="http://schemas.openxmlformats.org/markup-compatibility/2006" xmlns:aink="http://schemas.microsoft.com/office/drawing/2016/ink" xmlns:am3d="http://schemas.microsoft.com/office/drawing/2017/model3d" xmlns:o="urn:schemas-microsoft-com:office:office" xmlns:oel="http://schemas.microsoft.com/office/2019/extlst" xmlns:r="http://schemas.openxmlformats.org/officeDocument/2006/relationships" xmlns:m="http://schemas.openxmlformats.org/officeDocument/2006/math" xmlns:v="urn:schemas-microsoft-com:vml" xmlns:wp14="http://schemas.microsoft.com/office/word/2010/wordprocessingDrawing" xmlns:wp="http://schemas.openxmlformats.org/drawingml/2006/wordprocessingDrawing" xmlns:w10="urn:schemas-microsoft-com:office:word" xmlns:w="http://schemas.openxmlformats.org/wordprocessingml/2006/main" xmlns:w14="http://schemas.microsoft.com/office/word/2010/wordml" xmlns:w15="http://schemas.microsoft.com/office/word/2012/wordml" xmlns:w16cex="http://schemas.microsoft.com/office/word/2018/wordml/cex" xmlns:w16cid="http://schemas.microsoft.com/office/word/2016/wordml/cid" xmlns:w16="http://schemas.microsoft.com/office/word/2018/wordml" xmlns:w16du="http://schemas.microsoft.com/office/word/2023/wordml/word16du" xmlns:w16sdtdh="http://schemas.microsoft.com/office/word/2020/wordml/sdtdatahash" xmlns:w16sdtfl="http://schemas.microsoft.com/office/word/2024/wordml/sdtformatlock" xmlns:w16se="http://schemas.microsoft.com/office/word/2015/wordml/symex" xmlns:wpg="http://schemas.microsoft.com/office/word/2010/wordprocessingGroup" xmlns:wpi="http://schemas.microsoft.com/office/word/2010/wordprocessingInk" xmlns:wne="http://schemas.microsoft.com/office/word/2006/wordml" xmlns:wps="http://schemas.microsoft.com/office/word/2010/wordprocessingShape" mc:Ignorable="w14 w15 w16se w16cid w16 w16cex w16sdtdh w16sdtfl w16du wp14">
   <w:abstractNum w:abstractNumId="0" w15:restartNumberingAfterBreak="0">
+    <w:nsid w:val="00782140"/>
+    <w:multiLevelType w:val="hybridMultilevel"/>
+    <w:tmpl w:val="74DED15A"/>
+    <w:lvl w:ilvl="0" w:tplc="40090001">
+      <w:start w:val="1"/>
+      <w:numFmt w:val="bullet"/>
+      <w:lvlText w:val=""/>
+      <w:lvlJc w:val="left"/>
+      <w:pPr>
+        <w:ind w:left="720" w:hanging="360"/>
+      </w:pPr>
+      <w:rPr>
+        <w:rFonts w:ascii="Symbol" w:hAnsi="Symbol" w:hint="default"/>
+      </w:rPr>
+    </w:lvl>
+    <w:lvl w:ilvl="1" w:tplc="40090003" w:tentative="1">
+      <w:start w:val="1"/>
+      <w:numFmt w:val="bullet"/>
+      <w:lvlText w:val="o"/>
+      <w:lvlJc w:val="left"/>
+      <w:pPr>
+        <w:ind w:left="1440" w:hanging="360"/>
+      </w:pPr>
+      <w:rPr>
+        <w:rFonts w:ascii="Courier New" w:hAnsi="Courier New" w:cs="Courier New" w:hint="default"/>
+      </w:rPr>
+    </w:lvl>
+    <w:lvl w:ilvl="2" w:tplc="40090005" w:tentative="1">
+      <w:start w:val="1"/>
+      <w:numFmt w:val="bullet"/>
+      <w:lvlText w:val=""/>
+      <w:lvlJc w:val="left"/>
+      <w:pPr>
+        <w:ind w:left="2160" w:hanging="360"/>
+      </w:pPr>
+      <w:rPr>
+        <w:rFonts w:ascii="Wingdings" w:hAnsi="Wingdings" w:hint="default"/>
+      </w:rPr>
+    </w:lvl>
+    <w:lvl w:ilvl="3" w:tplc="40090001" w:tentative="1">
+      <w:start w:val="1"/>
+      <w:numFmt w:val="bullet"/>
+      <w:lvlText w:val=""/>
+      <w:lvlJc w:val="left"/>
+      <w:pPr>
+        <w:ind w:left="2880" w:hanging="360"/>
+      </w:pPr>
+      <w:rPr>
+        <w:rFonts w:ascii="Symbol" w:hAnsi="Symbol" w:hint="default"/>
+      </w:rPr>
+    </w:lvl>
+    <w:lvl w:ilvl="4" w:tplc="40090003" w:tentative="1">
+      <w:start w:val="1"/>
+      <w:numFmt w:val="bullet"/>
+      <w:lvlText w:val="o"/>
+      <w:lvlJc w:val="left"/>
+      <w:pPr>
+        <w:ind w:left="3600" w:hanging="360"/>
+      </w:pPr>
+      <w:rPr>
+        <w:rFonts w:ascii="Courier New" w:hAnsi="Courier New" w:cs="Courier New" w:hint="default"/>
+      </w:rPr>
+    </w:lvl>
+    <w:lvl w:ilvl="5" w:tplc="40090005" w:tentative="1">
+      <w:start w:val="1"/>
+      <w:numFmt w:val="bullet"/>
+      <w:lvlText w:val=""/>
+      <w:lvlJc w:val="left"/>
+      <w:pPr>
+        <w:ind w:left="4320" w:hanging="360"/>
+      </w:pPr>
+      <w:rPr>
+        <w:rFonts w:ascii="Wingdings" w:hAnsi="Wingdings" w:hint="default"/>
+      </w:rPr>
+    </w:lvl>
+    <w:lvl w:ilvl="6" w:tplc="40090001" w:tentative="1">
+      <w:start w:val="1"/>
+      <w:numFmt w:val="bullet"/>
+      <w:lvlText w:val=""/>
+      <w:lvlJc w:val="left"/>
+      <w:pPr>
+        <w:ind w:left="5040" w:hanging="360"/>
+      </w:pPr>
+      <w:rPr>
+        <w:rFonts w:ascii="Symbol" w:hAnsi="Symbol" w:hint="default"/>
+      </w:rPr>
+    </w:lvl>
+    <w:lvl w:ilvl="7" w:tplc="40090003" w:tentative="1">
+      <w:start w:val="1"/>
+      <w:numFmt w:val="bullet"/>
+      <w:lvlText w:val="o"/>
+      <w:lvlJc w:val="left"/>
+      <w:pPr>
+        <w:ind w:left="5760" w:hanging="360"/>
+      </w:pPr>
+      <w:rPr>
+        <w:rFonts w:ascii="Courier New" w:hAnsi="Courier New" w:cs="Courier New" w:hint="default"/>
+      </w:rPr>
+    </w:lvl>
+    <w:lvl w:ilvl="8" w:tplc="40090005" w:tentative="1">
+      <w:start w:val="1"/>
+      <w:numFmt w:val="bullet"/>
+      <w:lvlText w:val=""/>
+      <w:lvlJc w:val="left"/>
+      <w:pPr>
+        <w:ind w:left="6480" w:hanging="360"/>
+      </w:pPr>
+      <w:rPr>
+        <w:rFonts w:ascii="Wingdings" w:hAnsi="Wingdings" w:hint="default"/>
+      </w:rPr>
+    </w:lvl>
+  </w:abstractNum>
+  <w:abstractNum w:abstractNumId="1" w15:restartNumberingAfterBreak="0">
+    <w:nsid w:val="076850A4"/>
+    <w:multiLevelType w:val="hybridMultilevel"/>
+    <w:tmpl w:val="0EE0F0C4"/>
+    <w:lvl w:ilvl="0" w:tplc="40090001">
+      <w:start w:val="1"/>
+      <w:numFmt w:val="bullet"/>
+      <w:lvlText w:val=""/>
+      <w:lvlJc w:val="left"/>
+      <w:pPr>
+        <w:ind w:left="768" w:hanging="360"/>
+      </w:pPr>
+      <w:rPr>
+        <w:rFonts w:ascii="Symbol" w:hAnsi="Symbol" w:hint="default"/>
+      </w:rPr>
+    </w:lvl>
+    <w:lvl w:ilvl="1" w:tplc="40090003" w:tentative="1">
+      <w:start w:val="1"/>
+      <w:numFmt w:val="bullet"/>
+      <w:lvlText w:val="o"/>
+      <w:lvlJc w:val="left"/>
+      <w:pPr>
+        <w:ind w:left="1488" w:hanging="360"/>
+      </w:pPr>
+      <w:rPr>
+        <w:rFonts w:ascii="Courier New" w:hAnsi="Courier New" w:cs="Courier New" w:hint="default"/>
+      </w:rPr>
+    </w:lvl>
+    <w:lvl w:ilvl="2" w:tplc="40090005" w:tentative="1">
+      <w:start w:val="1"/>
+      <w:numFmt w:val="bullet"/>
+      <w:lvlText w:val=""/>
+      <w:lvlJc w:val="left"/>
+      <w:pPr>
+        <w:ind w:left="2208" w:hanging="360"/>
+      </w:pPr>
+      <w:rPr>
+        <w:rFonts w:ascii="Wingdings" w:hAnsi="Wingdings" w:hint="default"/>
+      </w:rPr>
+    </w:lvl>
+    <w:lvl w:ilvl="3" w:tplc="40090001" w:tentative="1">
+      <w:start w:val="1"/>
+      <w:numFmt w:val="bullet"/>
+      <w:lvlText w:val=""/>
+      <w:lvlJc w:val="left"/>
+      <w:pPr>
+        <w:ind w:left="2928" w:hanging="360"/>
+      </w:pPr>
+      <w:rPr>
+        <w:rFonts w:ascii="Symbol" w:hAnsi="Symbol" w:hint="default"/>
+      </w:rPr>
+    </w:lvl>
+    <w:lvl w:ilvl="4" w:tplc="40090003" w:tentative="1">
+      <w:start w:val="1"/>
+      <w:numFmt w:val="bullet"/>
+      <w:lvlText w:val="o"/>
+      <w:lvlJc w:val="left"/>
+      <w:pPr>
+        <w:ind w:left="3648" w:hanging="360"/>
+      </w:pPr>
+      <w:rPr>
+        <w:rFonts w:ascii="Courier New" w:hAnsi="Courier New" w:cs="Courier New" w:hint="default"/>
+      </w:rPr>
+    </w:lvl>
+    <w:lvl w:ilvl="5" w:tplc="40090005" w:tentative="1">
+      <w:start w:val="1"/>
+      <w:numFmt w:val="bullet"/>
+      <w:lvlText w:val=""/>
+      <w:lvlJc w:val="left"/>
+      <w:pPr>
+        <w:ind w:left="4368" w:hanging="360"/>
+      </w:pPr>
+      <w:rPr>
+        <w:rFonts w:ascii="Wingdings" w:hAnsi="Wingdings" w:hint="default"/>
+      </w:rPr>
+    </w:lvl>
+    <w:lvl w:ilvl="6" w:tplc="40090001" w:tentative="1">
+      <w:start w:val="1"/>
+      <w:numFmt w:val="bullet"/>
+      <w:lvlText w:val=""/>
+      <w:lvlJc w:val="left"/>
+      <w:pPr>
+        <w:ind w:left="5088" w:hanging="360"/>
+      </w:pPr>
+      <w:rPr>
+        <w:rFonts w:ascii="Symbol" w:hAnsi="Symbol" w:hint="default"/>
+      </w:rPr>
+    </w:lvl>
+    <w:lvl w:ilvl="7" w:tplc="40090003" w:tentative="1">
+      <w:start w:val="1"/>
+      <w:numFmt w:val="bullet"/>
+      <w:lvlText w:val="o"/>
+      <w:lvlJc w:val="left"/>
+      <w:pPr>
+        <w:ind w:left="5808" w:hanging="360"/>
+      </w:pPr>
+      <w:rPr>
+        <w:rFonts w:ascii="Courier New" w:hAnsi="Courier New" w:cs="Courier New" w:hint="default"/>
+      </w:rPr>
+    </w:lvl>
+    <w:lvl w:ilvl="8" w:tplc="40090005" w:tentative="1">
+      <w:start w:val="1"/>
+      <w:numFmt w:val="bullet"/>
+      <w:lvlText w:val=""/>
+      <w:lvlJc w:val="left"/>
+      <w:pPr>
+        <w:ind w:left="6528" w:hanging="360"/>
+      </w:pPr>
+      <w:rPr>
+        <w:rFonts w:ascii="Wingdings" w:hAnsi="Wingdings" w:hint="default"/>
+      </w:rPr>
+    </w:lvl>
+  </w:abstractNum>
+  <w:abstractNum w:abstractNumId="2" w15:restartNumberingAfterBreak="0">
     <w:nsid w:val="298C286D"/>
     <w:multiLevelType w:val="multilevel"/>
     <w:tmpl w:val="3EC2E758"/>
@@ -1082,7 +1555,7 @@
       </w:rPr>
     </w:lvl>
   </w:abstractNum>
-  <w:abstractNum w:abstractNumId="1" w15:restartNumberingAfterBreak="0">
+  <w:abstractNum w:abstractNumId="3" w15:restartNumberingAfterBreak="0">
     <w:nsid w:val="352C10F4"/>
     <w:multiLevelType w:val="multilevel"/>
     <w:tmpl w:val="F2CAEAA4"/>
@@ -1231,7 +1704,7 @@
       </w:rPr>
     </w:lvl>
   </w:abstractNum>
-  <w:abstractNum w:abstractNumId="2" w15:restartNumberingAfterBreak="0">
+  <w:abstractNum w:abstractNumId="4" w15:restartNumberingAfterBreak="0">
     <w:nsid w:val="493E047C"/>
     <w:multiLevelType w:val="hybridMultilevel"/>
     <w:tmpl w:val="6016AF6A"/>
@@ -1344,14 +1817,136 @@
       </w:rPr>
     </w:lvl>
   </w:abstractNum>
+  <w:abstractNum w:abstractNumId="5" w15:restartNumberingAfterBreak="0">
+    <w:nsid w:val="69327D59"/>
+    <w:multiLevelType w:val="hybridMultilevel"/>
+    <w:tmpl w:val="815418D2"/>
+    <w:lvl w:ilvl="0" w:tplc="40090001">
+      <w:start w:val="1"/>
+      <w:numFmt w:val="bullet"/>
+      <w:lvlText w:val=""/>
+      <w:lvlJc w:val="left"/>
+      <w:pPr>
+        <w:ind w:left="720" w:hanging="360"/>
+      </w:pPr>
+      <w:rPr>
+        <w:rFonts w:ascii="Symbol" w:hAnsi="Symbol" w:hint="default"/>
+      </w:rPr>
+    </w:lvl>
+    <w:lvl w:ilvl="1" w:tplc="40090003" w:tentative="1">
+      <w:start w:val="1"/>
+      <w:numFmt w:val="bullet"/>
+      <w:lvlText w:val="o"/>
+      <w:lvlJc w:val="left"/>
+      <w:pPr>
+        <w:ind w:left="1440" w:hanging="360"/>
+      </w:pPr>
+      <w:rPr>
+        <w:rFonts w:ascii="Courier New" w:hAnsi="Courier New" w:cs="Courier New" w:hint="default"/>
+      </w:rPr>
+    </w:lvl>
+    <w:lvl w:ilvl="2" w:tplc="40090005" w:tentative="1">
+      <w:start w:val="1"/>
+      <w:numFmt w:val="bullet"/>
+      <w:lvlText w:val=""/>
+      <w:lvlJc w:val="left"/>
+      <w:pPr>
+        <w:ind w:left="2160" w:hanging="360"/>
+      </w:pPr>
+      <w:rPr>
+        <w:rFonts w:ascii="Wingdings" w:hAnsi="Wingdings" w:hint="default"/>
+      </w:rPr>
+    </w:lvl>
+    <w:lvl w:ilvl="3" w:tplc="40090001" w:tentative="1">
+      <w:start w:val="1"/>
+      <w:numFmt w:val="bullet"/>
+      <w:lvlText w:val=""/>
+      <w:lvlJc w:val="left"/>
+      <w:pPr>
+        <w:ind w:left="2880" w:hanging="360"/>
+      </w:pPr>
+      <w:rPr>
+        <w:rFonts w:ascii="Symbol" w:hAnsi="Symbol" w:hint="default"/>
+      </w:rPr>
+    </w:lvl>
+    <w:lvl w:ilvl="4" w:tplc="40090003" w:tentative="1">
+      <w:start w:val="1"/>
+      <w:numFmt w:val="bullet"/>
+      <w:lvlText w:val="o"/>
+      <w:lvlJc w:val="left"/>
+      <w:pPr>
+        <w:ind w:left="3600" w:hanging="360"/>
+      </w:pPr>
+      <w:rPr>
+        <w:rFonts w:ascii="Courier New" w:hAnsi="Courier New" w:cs="Courier New" w:hint="default"/>
+      </w:rPr>
+    </w:lvl>
+    <w:lvl w:ilvl="5" w:tplc="40090005" w:tentative="1">
+      <w:start w:val="1"/>
+      <w:numFmt w:val="bullet"/>
+      <w:lvlText w:val=""/>
+      <w:lvlJc w:val="left"/>
+      <w:pPr>
+        <w:ind w:left="4320" w:hanging="360"/>
+      </w:pPr>
+      <w:rPr>
+        <w:rFonts w:ascii="Wingdings" w:hAnsi="Wingdings" w:hint="default"/>
+      </w:rPr>
+    </w:lvl>
+    <w:lvl w:ilvl="6" w:tplc="40090001" w:tentative="1">
+      <w:start w:val="1"/>
+      <w:numFmt w:val="bullet"/>
+      <w:lvlText w:val=""/>
+      <w:lvlJc w:val="left"/>
+      <w:pPr>
+        <w:ind w:left="5040" w:hanging="360"/>
+      </w:pPr>
+      <w:rPr>
+        <w:rFonts w:ascii="Symbol" w:hAnsi="Symbol" w:hint="default"/>
+      </w:rPr>
+    </w:lvl>
+    <w:lvl w:ilvl="7" w:tplc="40090003" w:tentative="1">
+      <w:start w:val="1"/>
+      <w:numFmt w:val="bullet"/>
+      <w:lvlText w:val="o"/>
+      <w:lvlJc w:val="left"/>
+      <w:pPr>
+        <w:ind w:left="5760" w:hanging="360"/>
+      </w:pPr>
+      <w:rPr>
+        <w:rFonts w:ascii="Courier New" w:hAnsi="Courier New" w:cs="Courier New" w:hint="default"/>
+      </w:rPr>
+    </w:lvl>
+    <w:lvl w:ilvl="8" w:tplc="40090005" w:tentative="1">
+      <w:start w:val="1"/>
+      <w:numFmt w:val="bullet"/>
+      <w:lvlText w:val=""/>
+      <w:lvlJc w:val="left"/>
+      <w:pPr>
+        <w:ind w:left="6480" w:hanging="360"/>
+      </w:pPr>
+      <w:rPr>
+        <w:rFonts w:ascii="Wingdings" w:hAnsi="Wingdings" w:hint="default"/>
+      </w:rPr>
+    </w:lvl>
+  </w:abstractNum>
   <w:num w:numId="1" w16cid:durableId="507597766">
+    <w:abstractNumId w:val="3"/>
+  </w:num>
+  <w:num w:numId="2" w16cid:durableId="1443964126">
+    <w:abstractNumId w:val="2"/>
+  </w:num>
+  <w:num w:numId="3" w16cid:durableId="99422043">
+    <w:abstractNumId w:val="4"/>
+  </w:num>
+  <w:num w:numId="4" w16cid:durableId="260843261">
+    <w:abstractNumId w:val="0"/>
+  </w:num>
+  <w:num w:numId="5" w16cid:durableId="1701663999">
     <w:abstractNumId w:val="1"/>
   </w:num>
-  <w:num w:numId="2" w16cid:durableId="1443964126">
-    <w:abstractNumId w:val="0"/>
-  </w:num>
-  <w:num w:numId="3" w16cid:durableId="99422043">
-    <w:abstractNumId w:val="2"/>
+  <w:num w:numId="6" w16cid:durableId="1478063554">
+    <w:abstractNumId w:val="5"/>
   </w:num>
 </w:numbering>
 </file>
